--- a/docs/SRS_Documents/YallaMarket_SRS_v3.docx
+++ b/docs/SRS_Documents/YallaMarket_SRS_v3.docx
@@ -6,7 +6,6 @@
       <w:pPr>
         <w:jc w:val="center"/>
       </w:pPr>
-      <w:proofErr w:type="spellStart"/>
       <w:r>
         <w:rPr>
           <w:b/>
@@ -15,40 +14,19 @@
         </w:rPr>
         <w:t>YallaMarket</w:t>
       </w:r>
-      <w:proofErr w:type="spellEnd"/>
     </w:p>
     <w:p>
       <w:pPr>
         <w:jc w:val="center"/>
       </w:pPr>
-      <w:proofErr w:type="spellStart"/>
       <w:r>
         <w:rPr>
           <w:b/>
           <w:color w:val="F59200"/>
           <w:sz w:val="40"/>
         </w:rPr>
-        <w:t>يلا</w:t>
+        <w:t>يلا ماركت</w:t>
       </w:r>
-      <w:proofErr w:type="spellEnd"/>
-      <w:r>
-        <w:rPr>
-          <w:b/>
-          <w:color w:val="F59200"/>
-          <w:sz w:val="40"/>
-        </w:rPr>
-        <w:t xml:space="preserve"> </w:t>
-      </w:r>
-      <w:proofErr w:type="spellStart"/>
-      <w:r>
-        <w:rPr>
-          <w:b/>
-          <w:color w:val="F59200"/>
-          <w:sz w:val="40"/>
-        </w:rPr>
-        <w:t>ماركت</w:t>
-      </w:r>
-      <w:proofErr w:type="spellEnd"/>
     </w:p>
     <w:p>
       <w:pPr>
@@ -131,11 +109,9 @@
             <w:vAlign w:val="center"/>
           </w:tcPr>
           <w:p>
-            <w:proofErr w:type="spellStart"/>
             <w:r>
               <w:t>YallaMarket</w:t>
             </w:r>
-            <w:proofErr w:type="spellEnd"/>
           </w:p>
         </w:tc>
       </w:tr>
@@ -338,23 +314,3158 @@
         <w:rPr>
           <w:i/>
         </w:rPr>
-        <w:t xml:space="preserve">Document Summary: This SRS describes the current full-stack version of </w:t>
-      </w:r>
-      <w:proofErr w:type="spellStart"/>
-      <w:r>
-        <w:rPr>
-          <w:i/>
-        </w:rPr>
-        <w:t>YallaMarket</w:t>
-      </w:r>
-      <w:proofErr w:type="spellEnd"/>
-      <w:r>
-        <w:rPr>
-          <w:i/>
-        </w:rPr>
-        <w:t>, a bilingual digital marketplace for game cards, subscriptions, balances, and digital products. It covers requirements, architecture, data needs, constraints, assumptions, agile execution, and planned extensions.</w:t>
+        <w:t>Document Summary: This SRS describes the current full-stack version of YallaMarket, a bilingual digital marketplace for game cards, subscriptions, balances, and digital products. It covers requirements, architecture, data needs, constraints, assumptions, agile execution, and planned extensions.</w:t>
       </w:r>
     </w:p>
+    <w:p>
+      <w:r>
+        <w:br w:type="page"/>
+      </w:r>
+    </w:p>
+    <w:sdt>
+      <w:sdtPr>
+        <w:id w:val="79268214"/>
+        <w:docPartObj>
+          <w:docPartGallery w:val="Table of Contents"/>
+          <w:docPartUnique/>
+        </w:docPartObj>
+      </w:sdtPr>
+      <w:sdtEndPr>
+        <w:rPr>
+          <w:rFonts w:ascii="Calibri" w:eastAsia="Calibri" w:hAnsi="Calibri" w:cstheme="minorBidi"/>
+          <w:b w:val="0"/>
+          <w:bCs w:val="0"/>
+          <w:color w:val="auto"/>
+          <w:sz w:val="20"/>
+          <w:szCs w:val="22"/>
+        </w:rPr>
+      </w:sdtEndPr>
+      <w:sdtContent>
+        <w:p>
+          <w:pPr>
+            <w:pStyle w:val="TOCHeading"/>
+          </w:pPr>
+          <w:r>
+            <w:t>Contents</w:t>
+          </w:r>
+        </w:p>
+        <w:p>
+          <w:pPr>
+            <w:pStyle w:val="TOC1"/>
+            <w:tabs>
+              <w:tab w:val="right" w:leader="dot" w:pos="10070"/>
+            </w:tabs>
+            <w:rPr>
+              <w:noProof/>
+            </w:rPr>
+          </w:pPr>
+          <w:r>
+            <w:fldChar w:fldCharType="begin"/>
+          </w:r>
+          <w:r>
+            <w:instrText xml:space="preserve"> TOC \o "1-3" \h \z \u </w:instrText>
+          </w:r>
+          <w:r>
+            <w:fldChar w:fldCharType="separate"/>
+          </w:r>
+          <w:hyperlink w:anchor="_Toc229338838" w:history="1">
+            <w:r>
+              <w:rPr>
+                <w:rStyle w:val="Hyperlink"/>
+                <w:noProof/>
+              </w:rPr>
+              <w:t>1. Introduction</w:t>
+            </w:r>
+            <w:r>
+              <w:rPr>
+                <w:noProof/>
+                <w:webHidden/>
+              </w:rPr>
+              <w:tab/>
+            </w:r>
+            <w:r>
+              <w:rPr>
+                <w:rStyle w:val="Hyperlink"/>
+                <w:noProof/>
+                <w:rtl/>
+              </w:rPr>
+              <w:fldChar w:fldCharType="begin"/>
+            </w:r>
+            <w:r>
+              <w:rPr>
+                <w:noProof/>
+                <w:webHidden/>
+              </w:rPr>
+              <w:instrText xml:space="preserve"> PAGEREF _Toc229338838 \h </w:instrText>
+            </w:r>
+            <w:r>
+              <w:rPr>
+                <w:rStyle w:val="Hyperlink"/>
+                <w:noProof/>
+                <w:rtl/>
+              </w:rPr>
+            </w:r>
+            <w:r>
+              <w:rPr>
+                <w:rStyle w:val="Hyperlink"/>
+                <w:noProof/>
+                <w:rtl/>
+              </w:rPr>
+              <w:fldChar w:fldCharType="separate"/>
+            </w:r>
+            <w:r>
+              <w:rPr>
+                <w:noProof/>
+                <w:webHidden/>
+              </w:rPr>
+              <w:t>3</w:t>
+            </w:r>
+            <w:r>
+              <w:rPr>
+                <w:rStyle w:val="Hyperlink"/>
+                <w:noProof/>
+                <w:rtl/>
+              </w:rPr>
+              <w:fldChar w:fldCharType="end"/>
+            </w:r>
+          </w:hyperlink>
+        </w:p>
+        <w:p>
+          <w:pPr>
+            <w:pStyle w:val="TOC2"/>
+            <w:tabs>
+              <w:tab w:val="right" w:leader="dot" w:pos="10070"/>
+            </w:tabs>
+            <w:rPr>
+              <w:noProof/>
+            </w:rPr>
+          </w:pPr>
+          <w:hyperlink w:anchor="_Toc229338839" w:history="1">
+            <w:r>
+              <w:rPr>
+                <w:rStyle w:val="Hyperlink"/>
+                <w:noProof/>
+              </w:rPr>
+              <w:t>1.1 Purpose</w:t>
+            </w:r>
+            <w:r>
+              <w:rPr>
+                <w:noProof/>
+                <w:webHidden/>
+              </w:rPr>
+              <w:tab/>
+            </w:r>
+            <w:r>
+              <w:rPr>
+                <w:rStyle w:val="Hyperlink"/>
+                <w:noProof/>
+                <w:rtl/>
+              </w:rPr>
+              <w:fldChar w:fldCharType="begin"/>
+            </w:r>
+            <w:r>
+              <w:rPr>
+                <w:noProof/>
+                <w:webHidden/>
+              </w:rPr>
+              <w:instrText xml:space="preserve"> PAGEREF _Toc229338839 \h </w:instrText>
+            </w:r>
+            <w:r>
+              <w:rPr>
+                <w:rStyle w:val="Hyperlink"/>
+                <w:noProof/>
+                <w:rtl/>
+              </w:rPr>
+            </w:r>
+            <w:r>
+              <w:rPr>
+                <w:rStyle w:val="Hyperlink"/>
+                <w:noProof/>
+                <w:rtl/>
+              </w:rPr>
+              <w:fldChar w:fldCharType="separate"/>
+            </w:r>
+            <w:r>
+              <w:rPr>
+                <w:noProof/>
+                <w:webHidden/>
+              </w:rPr>
+              <w:t>3</w:t>
+            </w:r>
+            <w:r>
+              <w:rPr>
+                <w:rStyle w:val="Hyperlink"/>
+                <w:noProof/>
+                <w:rtl/>
+              </w:rPr>
+              <w:fldChar w:fldCharType="end"/>
+            </w:r>
+          </w:hyperlink>
+        </w:p>
+        <w:p>
+          <w:pPr>
+            <w:pStyle w:val="TOC2"/>
+            <w:tabs>
+              <w:tab w:val="right" w:leader="dot" w:pos="10070"/>
+            </w:tabs>
+            <w:rPr>
+              <w:noProof/>
+            </w:rPr>
+          </w:pPr>
+          <w:hyperlink w:anchor="_Toc229338840" w:history="1">
+            <w:r>
+              <w:rPr>
+                <w:rStyle w:val="Hyperlink"/>
+                <w:noProof/>
+              </w:rPr>
+              <w:t>1.2 Product Overview</w:t>
+            </w:r>
+            <w:r>
+              <w:rPr>
+                <w:noProof/>
+                <w:webHidden/>
+              </w:rPr>
+              <w:tab/>
+            </w:r>
+            <w:r>
+              <w:rPr>
+                <w:rStyle w:val="Hyperlink"/>
+                <w:noProof/>
+                <w:rtl/>
+              </w:rPr>
+              <w:fldChar w:fldCharType="begin"/>
+            </w:r>
+            <w:r>
+              <w:rPr>
+                <w:noProof/>
+                <w:webHidden/>
+              </w:rPr>
+              <w:instrText xml:space="preserve"> PAGEREF _Toc229338840 \h </w:instrText>
+            </w:r>
+            <w:r>
+              <w:rPr>
+                <w:rStyle w:val="Hyperlink"/>
+                <w:noProof/>
+                <w:rtl/>
+              </w:rPr>
+            </w:r>
+            <w:r>
+              <w:rPr>
+                <w:rStyle w:val="Hyperlink"/>
+                <w:noProof/>
+                <w:rtl/>
+              </w:rPr>
+              <w:fldChar w:fldCharType="separate"/>
+            </w:r>
+            <w:r>
+              <w:rPr>
+                <w:noProof/>
+                <w:webHidden/>
+              </w:rPr>
+              <w:t>3</w:t>
+            </w:r>
+            <w:r>
+              <w:rPr>
+                <w:rStyle w:val="Hyperlink"/>
+                <w:noProof/>
+                <w:rtl/>
+              </w:rPr>
+              <w:fldChar w:fldCharType="end"/>
+            </w:r>
+          </w:hyperlink>
+        </w:p>
+        <w:p>
+          <w:pPr>
+            <w:pStyle w:val="TOC2"/>
+            <w:tabs>
+              <w:tab w:val="right" w:leader="dot" w:pos="10070"/>
+            </w:tabs>
+            <w:rPr>
+              <w:noProof/>
+            </w:rPr>
+          </w:pPr>
+          <w:hyperlink w:anchor="_Toc229338841" w:history="1">
+            <w:r>
+              <w:rPr>
+                <w:rStyle w:val="Hyperlink"/>
+                <w:noProof/>
+              </w:rPr>
+              <w:t>1.3 Scope</w:t>
+            </w:r>
+            <w:r>
+              <w:rPr>
+                <w:noProof/>
+                <w:webHidden/>
+              </w:rPr>
+              <w:tab/>
+            </w:r>
+            <w:r>
+              <w:rPr>
+                <w:rStyle w:val="Hyperlink"/>
+                <w:noProof/>
+                <w:rtl/>
+              </w:rPr>
+              <w:fldChar w:fldCharType="begin"/>
+            </w:r>
+            <w:r>
+              <w:rPr>
+                <w:noProof/>
+                <w:webHidden/>
+              </w:rPr>
+              <w:instrText xml:space="preserve"> PAGEREF _Toc229338841 \h </w:instrText>
+            </w:r>
+            <w:r>
+              <w:rPr>
+                <w:rStyle w:val="Hyperlink"/>
+                <w:noProof/>
+                <w:rtl/>
+              </w:rPr>
+            </w:r>
+            <w:r>
+              <w:rPr>
+                <w:rStyle w:val="Hyperlink"/>
+                <w:noProof/>
+                <w:rtl/>
+              </w:rPr>
+              <w:fldChar w:fldCharType="separate"/>
+            </w:r>
+            <w:r>
+              <w:rPr>
+                <w:noProof/>
+                <w:webHidden/>
+              </w:rPr>
+              <w:t>3</w:t>
+            </w:r>
+            <w:r>
+              <w:rPr>
+                <w:rStyle w:val="Hyperlink"/>
+                <w:noProof/>
+                <w:rtl/>
+              </w:rPr>
+              <w:fldChar w:fldCharType="end"/>
+            </w:r>
+          </w:hyperlink>
+        </w:p>
+        <w:p>
+          <w:pPr>
+            <w:pStyle w:val="TOC2"/>
+            <w:tabs>
+              <w:tab w:val="right" w:leader="dot" w:pos="10070"/>
+            </w:tabs>
+            <w:rPr>
+              <w:noProof/>
+            </w:rPr>
+          </w:pPr>
+          <w:hyperlink w:anchor="_Toc229338842" w:history="1">
+            <w:r>
+              <w:rPr>
+                <w:rStyle w:val="Hyperlink"/>
+                <w:noProof/>
+              </w:rPr>
+              <w:t>1.4 Definitions and Acronyms</w:t>
+            </w:r>
+            <w:r>
+              <w:rPr>
+                <w:noProof/>
+                <w:webHidden/>
+              </w:rPr>
+              <w:tab/>
+            </w:r>
+            <w:r>
+              <w:rPr>
+                <w:rStyle w:val="Hyperlink"/>
+                <w:noProof/>
+                <w:rtl/>
+              </w:rPr>
+              <w:fldChar w:fldCharType="begin"/>
+            </w:r>
+            <w:r>
+              <w:rPr>
+                <w:noProof/>
+                <w:webHidden/>
+              </w:rPr>
+              <w:instrText xml:space="preserve"> PAGEREF _Toc229338842 \h </w:instrText>
+            </w:r>
+            <w:r>
+              <w:rPr>
+                <w:rStyle w:val="Hyperlink"/>
+                <w:noProof/>
+                <w:rtl/>
+              </w:rPr>
+            </w:r>
+            <w:r>
+              <w:rPr>
+                <w:rStyle w:val="Hyperlink"/>
+                <w:noProof/>
+                <w:rtl/>
+              </w:rPr>
+              <w:fldChar w:fldCharType="separate"/>
+            </w:r>
+            <w:r>
+              <w:rPr>
+                <w:noProof/>
+                <w:webHidden/>
+              </w:rPr>
+              <w:t>3</w:t>
+            </w:r>
+            <w:r>
+              <w:rPr>
+                <w:rStyle w:val="Hyperlink"/>
+                <w:noProof/>
+                <w:rtl/>
+              </w:rPr>
+              <w:fldChar w:fldCharType="end"/>
+            </w:r>
+          </w:hyperlink>
+        </w:p>
+        <w:p>
+          <w:pPr>
+            <w:pStyle w:val="TOC2"/>
+            <w:tabs>
+              <w:tab w:val="right" w:leader="dot" w:pos="10070"/>
+            </w:tabs>
+            <w:rPr>
+              <w:noProof/>
+            </w:rPr>
+          </w:pPr>
+          <w:hyperlink w:anchor="_Toc229338843" w:history="1">
+            <w:r>
+              <w:rPr>
+                <w:rStyle w:val="Hyperlink"/>
+                <w:noProof/>
+              </w:rPr>
+              <w:t>1.5 References</w:t>
+            </w:r>
+            <w:r>
+              <w:rPr>
+                <w:noProof/>
+                <w:webHidden/>
+              </w:rPr>
+              <w:tab/>
+            </w:r>
+            <w:r>
+              <w:rPr>
+                <w:rStyle w:val="Hyperlink"/>
+                <w:noProof/>
+                <w:rtl/>
+              </w:rPr>
+              <w:fldChar w:fldCharType="begin"/>
+            </w:r>
+            <w:r>
+              <w:rPr>
+                <w:noProof/>
+                <w:webHidden/>
+              </w:rPr>
+              <w:instrText xml:space="preserve"> PAGEREF _Toc229338843 \h </w:instrText>
+            </w:r>
+            <w:r>
+              <w:rPr>
+                <w:rStyle w:val="Hyperlink"/>
+                <w:noProof/>
+                <w:rtl/>
+              </w:rPr>
+            </w:r>
+            <w:r>
+              <w:rPr>
+                <w:rStyle w:val="Hyperlink"/>
+                <w:noProof/>
+                <w:rtl/>
+              </w:rPr>
+              <w:fldChar w:fldCharType="separate"/>
+            </w:r>
+            <w:r>
+              <w:rPr>
+                <w:noProof/>
+                <w:webHidden/>
+              </w:rPr>
+              <w:t>3</w:t>
+            </w:r>
+            <w:r>
+              <w:rPr>
+                <w:rStyle w:val="Hyperlink"/>
+                <w:noProof/>
+                <w:rtl/>
+              </w:rPr>
+              <w:fldChar w:fldCharType="end"/>
+            </w:r>
+          </w:hyperlink>
+        </w:p>
+        <w:p>
+          <w:pPr>
+            <w:pStyle w:val="TOC1"/>
+            <w:tabs>
+              <w:tab w:val="right" w:leader="dot" w:pos="10070"/>
+            </w:tabs>
+            <w:rPr>
+              <w:noProof/>
+            </w:rPr>
+          </w:pPr>
+          <w:hyperlink w:anchor="_Toc229338844" w:history="1">
+            <w:r>
+              <w:rPr>
+                <w:rStyle w:val="Hyperlink"/>
+                <w:noProof/>
+              </w:rPr>
+              <w:t>2. Overall Description</w:t>
+            </w:r>
+            <w:r>
+              <w:rPr>
+                <w:noProof/>
+                <w:webHidden/>
+              </w:rPr>
+              <w:tab/>
+            </w:r>
+            <w:r>
+              <w:rPr>
+                <w:rStyle w:val="Hyperlink"/>
+                <w:noProof/>
+                <w:rtl/>
+              </w:rPr>
+              <w:fldChar w:fldCharType="begin"/>
+            </w:r>
+            <w:r>
+              <w:rPr>
+                <w:noProof/>
+                <w:webHidden/>
+              </w:rPr>
+              <w:instrText xml:space="preserve"> PAGEREF _Toc229338844 \h </w:instrText>
+            </w:r>
+            <w:r>
+              <w:rPr>
+                <w:rStyle w:val="Hyperlink"/>
+                <w:noProof/>
+                <w:rtl/>
+              </w:rPr>
+            </w:r>
+            <w:r>
+              <w:rPr>
+                <w:rStyle w:val="Hyperlink"/>
+                <w:noProof/>
+                <w:rtl/>
+              </w:rPr>
+              <w:fldChar w:fldCharType="separate"/>
+            </w:r>
+            <w:r>
+              <w:rPr>
+                <w:noProof/>
+                <w:webHidden/>
+              </w:rPr>
+              <w:t>4</w:t>
+            </w:r>
+            <w:r>
+              <w:rPr>
+                <w:rStyle w:val="Hyperlink"/>
+                <w:noProof/>
+                <w:rtl/>
+              </w:rPr>
+              <w:fldChar w:fldCharType="end"/>
+            </w:r>
+          </w:hyperlink>
+        </w:p>
+        <w:p>
+          <w:pPr>
+            <w:pStyle w:val="TOC2"/>
+            <w:tabs>
+              <w:tab w:val="right" w:leader="dot" w:pos="10070"/>
+            </w:tabs>
+            <w:rPr>
+              <w:noProof/>
+            </w:rPr>
+          </w:pPr>
+          <w:hyperlink w:anchor="_Toc229338845" w:history="1">
+            <w:r>
+              <w:rPr>
+                <w:rStyle w:val="Hyperlink"/>
+                <w:noProof/>
+              </w:rPr>
+              <w:t>2.1 Product Perspective</w:t>
+            </w:r>
+            <w:r>
+              <w:rPr>
+                <w:noProof/>
+                <w:webHidden/>
+              </w:rPr>
+              <w:tab/>
+            </w:r>
+            <w:r>
+              <w:rPr>
+                <w:rStyle w:val="Hyperlink"/>
+                <w:noProof/>
+                <w:rtl/>
+              </w:rPr>
+              <w:fldChar w:fldCharType="begin"/>
+            </w:r>
+            <w:r>
+              <w:rPr>
+                <w:noProof/>
+                <w:webHidden/>
+              </w:rPr>
+              <w:instrText xml:space="preserve"> PAGEREF _Toc229338845 \h </w:instrText>
+            </w:r>
+            <w:r>
+              <w:rPr>
+                <w:rStyle w:val="Hyperlink"/>
+                <w:noProof/>
+                <w:rtl/>
+              </w:rPr>
+            </w:r>
+            <w:r>
+              <w:rPr>
+                <w:rStyle w:val="Hyperlink"/>
+                <w:noProof/>
+                <w:rtl/>
+              </w:rPr>
+              <w:fldChar w:fldCharType="separate"/>
+            </w:r>
+            <w:r>
+              <w:rPr>
+                <w:noProof/>
+                <w:webHidden/>
+              </w:rPr>
+              <w:t>4</w:t>
+            </w:r>
+            <w:r>
+              <w:rPr>
+                <w:rStyle w:val="Hyperlink"/>
+                <w:noProof/>
+                <w:rtl/>
+              </w:rPr>
+              <w:fldChar w:fldCharType="end"/>
+            </w:r>
+          </w:hyperlink>
+        </w:p>
+        <w:p>
+          <w:pPr>
+            <w:pStyle w:val="TOC2"/>
+            <w:tabs>
+              <w:tab w:val="right" w:leader="dot" w:pos="10070"/>
+            </w:tabs>
+            <w:rPr>
+              <w:noProof/>
+            </w:rPr>
+          </w:pPr>
+          <w:hyperlink w:anchor="_Toc229338846" w:history="1">
+            <w:r>
+              <w:rPr>
+                <w:rStyle w:val="Hyperlink"/>
+                <w:noProof/>
+              </w:rPr>
+              <w:t>2.2 User Classes and Stakeholders</w:t>
+            </w:r>
+            <w:r>
+              <w:rPr>
+                <w:noProof/>
+                <w:webHidden/>
+              </w:rPr>
+              <w:tab/>
+            </w:r>
+            <w:r>
+              <w:rPr>
+                <w:rStyle w:val="Hyperlink"/>
+                <w:noProof/>
+                <w:rtl/>
+              </w:rPr>
+              <w:fldChar w:fldCharType="begin"/>
+            </w:r>
+            <w:r>
+              <w:rPr>
+                <w:noProof/>
+                <w:webHidden/>
+              </w:rPr>
+              <w:instrText xml:space="preserve"> PAGEREF _Toc229338846 \h </w:instrText>
+            </w:r>
+            <w:r>
+              <w:rPr>
+                <w:rStyle w:val="Hyperlink"/>
+                <w:noProof/>
+                <w:rtl/>
+              </w:rPr>
+            </w:r>
+            <w:r>
+              <w:rPr>
+                <w:rStyle w:val="Hyperlink"/>
+                <w:noProof/>
+                <w:rtl/>
+              </w:rPr>
+              <w:fldChar w:fldCharType="separate"/>
+            </w:r>
+            <w:r>
+              <w:rPr>
+                <w:noProof/>
+                <w:webHidden/>
+              </w:rPr>
+              <w:t>4</w:t>
+            </w:r>
+            <w:r>
+              <w:rPr>
+                <w:rStyle w:val="Hyperlink"/>
+                <w:noProof/>
+                <w:rtl/>
+              </w:rPr>
+              <w:fldChar w:fldCharType="end"/>
+            </w:r>
+          </w:hyperlink>
+        </w:p>
+        <w:p>
+          <w:pPr>
+            <w:pStyle w:val="TOC2"/>
+            <w:tabs>
+              <w:tab w:val="right" w:leader="dot" w:pos="10070"/>
+            </w:tabs>
+            <w:rPr>
+              <w:noProof/>
+            </w:rPr>
+          </w:pPr>
+          <w:hyperlink w:anchor="_Toc229338847" w:history="1">
+            <w:r>
+              <w:rPr>
+                <w:rStyle w:val="Hyperlink"/>
+                <w:noProof/>
+              </w:rPr>
+              <w:t>2.3 Operating Environment</w:t>
+            </w:r>
+            <w:r>
+              <w:rPr>
+                <w:noProof/>
+                <w:webHidden/>
+              </w:rPr>
+              <w:tab/>
+            </w:r>
+            <w:r>
+              <w:rPr>
+                <w:rStyle w:val="Hyperlink"/>
+                <w:noProof/>
+                <w:rtl/>
+              </w:rPr>
+              <w:fldChar w:fldCharType="begin"/>
+            </w:r>
+            <w:r>
+              <w:rPr>
+                <w:noProof/>
+                <w:webHidden/>
+              </w:rPr>
+              <w:instrText xml:space="preserve"> PAGEREF _Toc229338847 \h </w:instrText>
+            </w:r>
+            <w:r>
+              <w:rPr>
+                <w:rStyle w:val="Hyperlink"/>
+                <w:noProof/>
+                <w:rtl/>
+              </w:rPr>
+            </w:r>
+            <w:r>
+              <w:rPr>
+                <w:rStyle w:val="Hyperlink"/>
+                <w:noProof/>
+                <w:rtl/>
+              </w:rPr>
+              <w:fldChar w:fldCharType="separate"/>
+            </w:r>
+            <w:r>
+              <w:rPr>
+                <w:noProof/>
+                <w:webHidden/>
+              </w:rPr>
+              <w:t>4</w:t>
+            </w:r>
+            <w:r>
+              <w:rPr>
+                <w:rStyle w:val="Hyperlink"/>
+                <w:noProof/>
+                <w:rtl/>
+              </w:rPr>
+              <w:fldChar w:fldCharType="end"/>
+            </w:r>
+          </w:hyperlink>
+        </w:p>
+        <w:p>
+          <w:pPr>
+            <w:pStyle w:val="TOC2"/>
+            <w:tabs>
+              <w:tab w:val="right" w:leader="dot" w:pos="10070"/>
+            </w:tabs>
+            <w:rPr>
+              <w:noProof/>
+            </w:rPr>
+          </w:pPr>
+          <w:hyperlink w:anchor="_Toc229338848" w:history="1">
+            <w:r>
+              <w:rPr>
+                <w:rStyle w:val="Hyperlink"/>
+                <w:noProof/>
+              </w:rPr>
+              <w:t>2.4 Design and Implementation Goals</w:t>
+            </w:r>
+            <w:r>
+              <w:rPr>
+                <w:noProof/>
+                <w:webHidden/>
+              </w:rPr>
+              <w:tab/>
+            </w:r>
+            <w:r>
+              <w:rPr>
+                <w:rStyle w:val="Hyperlink"/>
+                <w:noProof/>
+                <w:rtl/>
+              </w:rPr>
+              <w:fldChar w:fldCharType="begin"/>
+            </w:r>
+            <w:r>
+              <w:rPr>
+                <w:noProof/>
+                <w:webHidden/>
+              </w:rPr>
+              <w:instrText xml:space="preserve"> PAGEREF _Toc229338848 \h </w:instrText>
+            </w:r>
+            <w:r>
+              <w:rPr>
+                <w:rStyle w:val="Hyperlink"/>
+                <w:noProof/>
+                <w:rtl/>
+              </w:rPr>
+            </w:r>
+            <w:r>
+              <w:rPr>
+                <w:rStyle w:val="Hyperlink"/>
+                <w:noProof/>
+                <w:rtl/>
+              </w:rPr>
+              <w:fldChar w:fldCharType="separate"/>
+            </w:r>
+            <w:r>
+              <w:rPr>
+                <w:noProof/>
+                <w:webHidden/>
+              </w:rPr>
+              <w:t>4</w:t>
+            </w:r>
+            <w:r>
+              <w:rPr>
+                <w:rStyle w:val="Hyperlink"/>
+                <w:noProof/>
+                <w:rtl/>
+              </w:rPr>
+              <w:fldChar w:fldCharType="end"/>
+            </w:r>
+          </w:hyperlink>
+        </w:p>
+        <w:p>
+          <w:pPr>
+            <w:pStyle w:val="TOC1"/>
+            <w:tabs>
+              <w:tab w:val="right" w:leader="dot" w:pos="10070"/>
+            </w:tabs>
+            <w:rPr>
+              <w:noProof/>
+            </w:rPr>
+          </w:pPr>
+          <w:hyperlink w:anchor="_Toc229338849" w:history="1">
+            <w:r>
+              <w:rPr>
+                <w:rStyle w:val="Hyperlink"/>
+                <w:noProof/>
+              </w:rPr>
+              <w:t>3. System Architecture</w:t>
+            </w:r>
+            <w:r>
+              <w:rPr>
+                <w:noProof/>
+                <w:webHidden/>
+              </w:rPr>
+              <w:tab/>
+            </w:r>
+            <w:r>
+              <w:rPr>
+                <w:rStyle w:val="Hyperlink"/>
+                <w:noProof/>
+                <w:rtl/>
+              </w:rPr>
+              <w:fldChar w:fldCharType="begin"/>
+            </w:r>
+            <w:r>
+              <w:rPr>
+                <w:noProof/>
+                <w:webHidden/>
+              </w:rPr>
+              <w:instrText xml:space="preserve"> PAGEREF _Toc229338849 \h </w:instrText>
+            </w:r>
+            <w:r>
+              <w:rPr>
+                <w:rStyle w:val="Hyperlink"/>
+                <w:noProof/>
+                <w:rtl/>
+              </w:rPr>
+            </w:r>
+            <w:r>
+              <w:rPr>
+                <w:rStyle w:val="Hyperlink"/>
+                <w:noProof/>
+                <w:rtl/>
+              </w:rPr>
+              <w:fldChar w:fldCharType="separate"/>
+            </w:r>
+            <w:r>
+              <w:rPr>
+                <w:noProof/>
+                <w:webHidden/>
+              </w:rPr>
+              <w:t>5</w:t>
+            </w:r>
+            <w:r>
+              <w:rPr>
+                <w:rStyle w:val="Hyperlink"/>
+                <w:noProof/>
+                <w:rtl/>
+              </w:rPr>
+              <w:fldChar w:fldCharType="end"/>
+            </w:r>
+          </w:hyperlink>
+        </w:p>
+        <w:p>
+          <w:pPr>
+            <w:pStyle w:val="TOC2"/>
+            <w:tabs>
+              <w:tab w:val="right" w:leader="dot" w:pos="10070"/>
+            </w:tabs>
+            <w:rPr>
+              <w:noProof/>
+            </w:rPr>
+          </w:pPr>
+          <w:hyperlink w:anchor="_Toc229338850" w:history="1">
+            <w:r>
+              <w:rPr>
+                <w:rStyle w:val="Hyperlink"/>
+                <w:noProof/>
+              </w:rPr>
+              <w:t>3.1 Architecture Overview</w:t>
+            </w:r>
+            <w:r>
+              <w:rPr>
+                <w:noProof/>
+                <w:webHidden/>
+              </w:rPr>
+              <w:tab/>
+            </w:r>
+            <w:r>
+              <w:rPr>
+                <w:rStyle w:val="Hyperlink"/>
+                <w:noProof/>
+                <w:rtl/>
+              </w:rPr>
+              <w:fldChar w:fldCharType="begin"/>
+            </w:r>
+            <w:r>
+              <w:rPr>
+                <w:noProof/>
+                <w:webHidden/>
+              </w:rPr>
+              <w:instrText xml:space="preserve"> PAGEREF _Toc229338850 \h </w:instrText>
+            </w:r>
+            <w:r>
+              <w:rPr>
+                <w:rStyle w:val="Hyperlink"/>
+                <w:noProof/>
+                <w:rtl/>
+              </w:rPr>
+            </w:r>
+            <w:r>
+              <w:rPr>
+                <w:rStyle w:val="Hyperlink"/>
+                <w:noProof/>
+                <w:rtl/>
+              </w:rPr>
+              <w:fldChar w:fldCharType="separate"/>
+            </w:r>
+            <w:r>
+              <w:rPr>
+                <w:noProof/>
+                <w:webHidden/>
+              </w:rPr>
+              <w:t>5</w:t>
+            </w:r>
+            <w:r>
+              <w:rPr>
+                <w:rStyle w:val="Hyperlink"/>
+                <w:noProof/>
+                <w:rtl/>
+              </w:rPr>
+              <w:fldChar w:fldCharType="end"/>
+            </w:r>
+          </w:hyperlink>
+        </w:p>
+        <w:p>
+          <w:pPr>
+            <w:pStyle w:val="TOC2"/>
+            <w:tabs>
+              <w:tab w:val="right" w:leader="dot" w:pos="10070"/>
+            </w:tabs>
+            <w:rPr>
+              <w:noProof/>
+            </w:rPr>
+          </w:pPr>
+          <w:hyperlink w:anchor="_Toc229338851" w:history="1">
+            <w:r>
+              <w:rPr>
+                <w:rStyle w:val="Hyperlink"/>
+                <w:noProof/>
+              </w:rPr>
+              <w:t>3.2 Architectural Principles</w:t>
+            </w:r>
+            <w:r>
+              <w:rPr>
+                <w:noProof/>
+                <w:webHidden/>
+              </w:rPr>
+              <w:tab/>
+            </w:r>
+            <w:r>
+              <w:rPr>
+                <w:rStyle w:val="Hyperlink"/>
+                <w:noProof/>
+                <w:rtl/>
+              </w:rPr>
+              <w:fldChar w:fldCharType="begin"/>
+            </w:r>
+            <w:r>
+              <w:rPr>
+                <w:noProof/>
+                <w:webHidden/>
+              </w:rPr>
+              <w:instrText xml:space="preserve"> PAGEREF _Toc229338851 \h </w:instrText>
+            </w:r>
+            <w:r>
+              <w:rPr>
+                <w:rStyle w:val="Hyperlink"/>
+                <w:noProof/>
+                <w:rtl/>
+              </w:rPr>
+            </w:r>
+            <w:r>
+              <w:rPr>
+                <w:rStyle w:val="Hyperlink"/>
+                <w:noProof/>
+                <w:rtl/>
+              </w:rPr>
+              <w:fldChar w:fldCharType="separate"/>
+            </w:r>
+            <w:r>
+              <w:rPr>
+                <w:noProof/>
+                <w:webHidden/>
+              </w:rPr>
+              <w:t>5</w:t>
+            </w:r>
+            <w:r>
+              <w:rPr>
+                <w:rStyle w:val="Hyperlink"/>
+                <w:noProof/>
+                <w:rtl/>
+              </w:rPr>
+              <w:fldChar w:fldCharType="end"/>
+            </w:r>
+          </w:hyperlink>
+        </w:p>
+        <w:p>
+          <w:pPr>
+            <w:pStyle w:val="TOC2"/>
+            <w:tabs>
+              <w:tab w:val="right" w:leader="dot" w:pos="10070"/>
+            </w:tabs>
+            <w:rPr>
+              <w:noProof/>
+            </w:rPr>
+          </w:pPr>
+          <w:hyperlink w:anchor="_Toc229338852" w:history="1">
+            <w:r>
+              <w:rPr>
+                <w:rStyle w:val="Hyperlink"/>
+                <w:noProof/>
+              </w:rPr>
+              <w:t>3.3 Current Implementation Status</w:t>
+            </w:r>
+            <w:r>
+              <w:rPr>
+                <w:noProof/>
+                <w:webHidden/>
+              </w:rPr>
+              <w:tab/>
+            </w:r>
+            <w:r>
+              <w:rPr>
+                <w:rStyle w:val="Hyperlink"/>
+                <w:noProof/>
+                <w:rtl/>
+              </w:rPr>
+              <w:fldChar w:fldCharType="begin"/>
+            </w:r>
+            <w:r>
+              <w:rPr>
+                <w:noProof/>
+                <w:webHidden/>
+              </w:rPr>
+              <w:instrText xml:space="preserve"> PAGEREF _Toc229338852 \h </w:instrText>
+            </w:r>
+            <w:r>
+              <w:rPr>
+                <w:rStyle w:val="Hyperlink"/>
+                <w:noProof/>
+                <w:rtl/>
+              </w:rPr>
+            </w:r>
+            <w:r>
+              <w:rPr>
+                <w:rStyle w:val="Hyperlink"/>
+                <w:noProof/>
+                <w:rtl/>
+              </w:rPr>
+              <w:fldChar w:fldCharType="separate"/>
+            </w:r>
+            <w:r>
+              <w:rPr>
+                <w:noProof/>
+                <w:webHidden/>
+              </w:rPr>
+              <w:t>5</w:t>
+            </w:r>
+            <w:r>
+              <w:rPr>
+                <w:rStyle w:val="Hyperlink"/>
+                <w:noProof/>
+                <w:rtl/>
+              </w:rPr>
+              <w:fldChar w:fldCharType="end"/>
+            </w:r>
+          </w:hyperlink>
+        </w:p>
+        <w:p>
+          <w:pPr>
+            <w:pStyle w:val="TOC1"/>
+            <w:tabs>
+              <w:tab w:val="right" w:leader="dot" w:pos="10070"/>
+            </w:tabs>
+            <w:rPr>
+              <w:noProof/>
+            </w:rPr>
+          </w:pPr>
+          <w:hyperlink w:anchor="_Toc229338853" w:history="1">
+            <w:r>
+              <w:rPr>
+                <w:rStyle w:val="Hyperlink"/>
+                <w:noProof/>
+              </w:rPr>
+              <w:t>4. Functional Requirements</w:t>
+            </w:r>
+            <w:r>
+              <w:rPr>
+                <w:noProof/>
+                <w:webHidden/>
+              </w:rPr>
+              <w:tab/>
+            </w:r>
+            <w:r>
+              <w:rPr>
+                <w:rStyle w:val="Hyperlink"/>
+                <w:noProof/>
+                <w:rtl/>
+              </w:rPr>
+              <w:fldChar w:fldCharType="begin"/>
+            </w:r>
+            <w:r>
+              <w:rPr>
+                <w:noProof/>
+                <w:webHidden/>
+              </w:rPr>
+              <w:instrText xml:space="preserve"> PAGEREF _Toc229338853 \h </w:instrText>
+            </w:r>
+            <w:r>
+              <w:rPr>
+                <w:rStyle w:val="Hyperlink"/>
+                <w:noProof/>
+                <w:rtl/>
+              </w:rPr>
+            </w:r>
+            <w:r>
+              <w:rPr>
+                <w:rStyle w:val="Hyperlink"/>
+                <w:noProof/>
+                <w:rtl/>
+              </w:rPr>
+              <w:fldChar w:fldCharType="separate"/>
+            </w:r>
+            <w:r>
+              <w:rPr>
+                <w:noProof/>
+                <w:webHidden/>
+              </w:rPr>
+              <w:t>5</w:t>
+            </w:r>
+            <w:r>
+              <w:rPr>
+                <w:rStyle w:val="Hyperlink"/>
+                <w:noProof/>
+                <w:rtl/>
+              </w:rPr>
+              <w:fldChar w:fldCharType="end"/>
+            </w:r>
+          </w:hyperlink>
+        </w:p>
+        <w:p>
+          <w:pPr>
+            <w:pStyle w:val="TOC1"/>
+            <w:tabs>
+              <w:tab w:val="right" w:leader="dot" w:pos="10070"/>
+            </w:tabs>
+            <w:rPr>
+              <w:noProof/>
+            </w:rPr>
+          </w:pPr>
+          <w:hyperlink w:anchor="_Toc229338854" w:history="1">
+            <w:r>
+              <w:rPr>
+                <w:rStyle w:val="Hyperlink"/>
+                <w:noProof/>
+              </w:rPr>
+              <w:t>5. External Interface Requirements</w:t>
+            </w:r>
+            <w:r>
+              <w:rPr>
+                <w:noProof/>
+                <w:webHidden/>
+              </w:rPr>
+              <w:tab/>
+            </w:r>
+            <w:r>
+              <w:rPr>
+                <w:rStyle w:val="Hyperlink"/>
+                <w:noProof/>
+                <w:rtl/>
+              </w:rPr>
+              <w:fldChar w:fldCharType="begin"/>
+            </w:r>
+            <w:r>
+              <w:rPr>
+                <w:noProof/>
+                <w:webHidden/>
+              </w:rPr>
+              <w:instrText xml:space="preserve"> PAGEREF _Toc229338854 \h </w:instrText>
+            </w:r>
+            <w:r>
+              <w:rPr>
+                <w:rStyle w:val="Hyperlink"/>
+                <w:noProof/>
+                <w:rtl/>
+              </w:rPr>
+            </w:r>
+            <w:r>
+              <w:rPr>
+                <w:rStyle w:val="Hyperlink"/>
+                <w:noProof/>
+                <w:rtl/>
+              </w:rPr>
+              <w:fldChar w:fldCharType="separate"/>
+            </w:r>
+            <w:r>
+              <w:rPr>
+                <w:noProof/>
+                <w:webHidden/>
+              </w:rPr>
+              <w:t>6</w:t>
+            </w:r>
+            <w:r>
+              <w:rPr>
+                <w:rStyle w:val="Hyperlink"/>
+                <w:noProof/>
+                <w:rtl/>
+              </w:rPr>
+              <w:fldChar w:fldCharType="end"/>
+            </w:r>
+          </w:hyperlink>
+        </w:p>
+        <w:p>
+          <w:pPr>
+            <w:pStyle w:val="TOC2"/>
+            <w:tabs>
+              <w:tab w:val="right" w:leader="dot" w:pos="10070"/>
+            </w:tabs>
+            <w:rPr>
+              <w:noProof/>
+            </w:rPr>
+          </w:pPr>
+          <w:hyperlink w:anchor="_Toc229338855" w:history="1">
+            <w:r>
+              <w:rPr>
+                <w:rStyle w:val="Hyperlink"/>
+                <w:noProof/>
+              </w:rPr>
+              <w:t>5.1 User Interface</w:t>
+            </w:r>
+            <w:r>
+              <w:rPr>
+                <w:noProof/>
+                <w:webHidden/>
+              </w:rPr>
+              <w:tab/>
+            </w:r>
+            <w:r>
+              <w:rPr>
+                <w:rStyle w:val="Hyperlink"/>
+                <w:noProof/>
+                <w:rtl/>
+              </w:rPr>
+              <w:fldChar w:fldCharType="begin"/>
+            </w:r>
+            <w:r>
+              <w:rPr>
+                <w:noProof/>
+                <w:webHidden/>
+              </w:rPr>
+              <w:instrText xml:space="preserve"> PAGEREF _Toc229338855 \h </w:instrText>
+            </w:r>
+            <w:r>
+              <w:rPr>
+                <w:rStyle w:val="Hyperlink"/>
+                <w:noProof/>
+                <w:rtl/>
+              </w:rPr>
+            </w:r>
+            <w:r>
+              <w:rPr>
+                <w:rStyle w:val="Hyperlink"/>
+                <w:noProof/>
+                <w:rtl/>
+              </w:rPr>
+              <w:fldChar w:fldCharType="separate"/>
+            </w:r>
+            <w:r>
+              <w:rPr>
+                <w:noProof/>
+                <w:webHidden/>
+              </w:rPr>
+              <w:t>6</w:t>
+            </w:r>
+            <w:r>
+              <w:rPr>
+                <w:rStyle w:val="Hyperlink"/>
+                <w:noProof/>
+                <w:rtl/>
+              </w:rPr>
+              <w:fldChar w:fldCharType="end"/>
+            </w:r>
+          </w:hyperlink>
+        </w:p>
+        <w:p>
+          <w:pPr>
+            <w:pStyle w:val="TOC2"/>
+            <w:tabs>
+              <w:tab w:val="right" w:leader="dot" w:pos="10070"/>
+            </w:tabs>
+            <w:rPr>
+              <w:noProof/>
+            </w:rPr>
+          </w:pPr>
+          <w:hyperlink w:anchor="_Toc229338856" w:history="1">
+            <w:r>
+              <w:rPr>
+                <w:rStyle w:val="Hyperlink"/>
+                <w:noProof/>
+              </w:rPr>
+              <w:t>5.2 Software Interfaces</w:t>
+            </w:r>
+            <w:r>
+              <w:rPr>
+                <w:noProof/>
+                <w:webHidden/>
+              </w:rPr>
+              <w:tab/>
+            </w:r>
+            <w:r>
+              <w:rPr>
+                <w:rStyle w:val="Hyperlink"/>
+                <w:noProof/>
+                <w:rtl/>
+              </w:rPr>
+              <w:fldChar w:fldCharType="begin"/>
+            </w:r>
+            <w:r>
+              <w:rPr>
+                <w:noProof/>
+                <w:webHidden/>
+              </w:rPr>
+              <w:instrText xml:space="preserve"> PAGEREF _Toc229338856 \h </w:instrText>
+            </w:r>
+            <w:r>
+              <w:rPr>
+                <w:rStyle w:val="Hyperlink"/>
+                <w:noProof/>
+                <w:rtl/>
+              </w:rPr>
+            </w:r>
+            <w:r>
+              <w:rPr>
+                <w:rStyle w:val="Hyperlink"/>
+                <w:noProof/>
+                <w:rtl/>
+              </w:rPr>
+              <w:fldChar w:fldCharType="separate"/>
+            </w:r>
+            <w:r>
+              <w:rPr>
+                <w:noProof/>
+                <w:webHidden/>
+              </w:rPr>
+              <w:t>6</w:t>
+            </w:r>
+            <w:r>
+              <w:rPr>
+                <w:rStyle w:val="Hyperlink"/>
+                <w:noProof/>
+                <w:rtl/>
+              </w:rPr>
+              <w:fldChar w:fldCharType="end"/>
+            </w:r>
+          </w:hyperlink>
+        </w:p>
+        <w:p>
+          <w:pPr>
+            <w:pStyle w:val="TOC2"/>
+            <w:tabs>
+              <w:tab w:val="right" w:leader="dot" w:pos="10070"/>
+            </w:tabs>
+            <w:rPr>
+              <w:noProof/>
+            </w:rPr>
+          </w:pPr>
+          <w:hyperlink w:anchor="_Toc229338857" w:history="1">
+            <w:r>
+              <w:rPr>
+                <w:rStyle w:val="Hyperlink"/>
+                <w:noProof/>
+              </w:rPr>
+              <w:t>5.3 Hardware and Communication Interfaces</w:t>
+            </w:r>
+            <w:r>
+              <w:rPr>
+                <w:noProof/>
+                <w:webHidden/>
+              </w:rPr>
+              <w:tab/>
+            </w:r>
+            <w:r>
+              <w:rPr>
+                <w:rStyle w:val="Hyperlink"/>
+                <w:noProof/>
+                <w:rtl/>
+              </w:rPr>
+              <w:fldChar w:fldCharType="begin"/>
+            </w:r>
+            <w:r>
+              <w:rPr>
+                <w:noProof/>
+                <w:webHidden/>
+              </w:rPr>
+              <w:instrText xml:space="preserve"> PAGEREF _Toc229338857 \h </w:instrText>
+            </w:r>
+            <w:r>
+              <w:rPr>
+                <w:rStyle w:val="Hyperlink"/>
+                <w:noProof/>
+                <w:rtl/>
+              </w:rPr>
+            </w:r>
+            <w:r>
+              <w:rPr>
+                <w:rStyle w:val="Hyperlink"/>
+                <w:noProof/>
+                <w:rtl/>
+              </w:rPr>
+              <w:fldChar w:fldCharType="separate"/>
+            </w:r>
+            <w:r>
+              <w:rPr>
+                <w:noProof/>
+                <w:webHidden/>
+              </w:rPr>
+              <w:t>6</w:t>
+            </w:r>
+            <w:r>
+              <w:rPr>
+                <w:rStyle w:val="Hyperlink"/>
+                <w:noProof/>
+                <w:rtl/>
+              </w:rPr>
+              <w:fldChar w:fldCharType="end"/>
+            </w:r>
+          </w:hyperlink>
+        </w:p>
+        <w:p>
+          <w:pPr>
+            <w:pStyle w:val="TOC1"/>
+            <w:tabs>
+              <w:tab w:val="right" w:leader="dot" w:pos="10070"/>
+            </w:tabs>
+            <w:rPr>
+              <w:noProof/>
+            </w:rPr>
+          </w:pPr>
+          <w:hyperlink w:anchor="_Toc229338858" w:history="1">
+            <w:r>
+              <w:rPr>
+                <w:rStyle w:val="Hyperlink"/>
+                <w:noProof/>
+              </w:rPr>
+              <w:t>6. Non-Functional Requirements</w:t>
+            </w:r>
+            <w:r>
+              <w:rPr>
+                <w:noProof/>
+                <w:webHidden/>
+              </w:rPr>
+              <w:tab/>
+            </w:r>
+            <w:r>
+              <w:rPr>
+                <w:rStyle w:val="Hyperlink"/>
+                <w:noProof/>
+                <w:rtl/>
+              </w:rPr>
+              <w:fldChar w:fldCharType="begin"/>
+            </w:r>
+            <w:r>
+              <w:rPr>
+                <w:noProof/>
+                <w:webHidden/>
+              </w:rPr>
+              <w:instrText xml:space="preserve"> PAGEREF _Toc229338858 \h </w:instrText>
+            </w:r>
+            <w:r>
+              <w:rPr>
+                <w:rStyle w:val="Hyperlink"/>
+                <w:noProof/>
+                <w:rtl/>
+              </w:rPr>
+            </w:r>
+            <w:r>
+              <w:rPr>
+                <w:rStyle w:val="Hyperlink"/>
+                <w:noProof/>
+                <w:rtl/>
+              </w:rPr>
+              <w:fldChar w:fldCharType="separate"/>
+            </w:r>
+            <w:r>
+              <w:rPr>
+                <w:noProof/>
+                <w:webHidden/>
+              </w:rPr>
+              <w:t>6</w:t>
+            </w:r>
+            <w:r>
+              <w:rPr>
+                <w:rStyle w:val="Hyperlink"/>
+                <w:noProof/>
+                <w:rtl/>
+              </w:rPr>
+              <w:fldChar w:fldCharType="end"/>
+            </w:r>
+          </w:hyperlink>
+        </w:p>
+        <w:p>
+          <w:pPr>
+            <w:pStyle w:val="TOC1"/>
+            <w:tabs>
+              <w:tab w:val="right" w:leader="dot" w:pos="10070"/>
+            </w:tabs>
+            <w:rPr>
+              <w:noProof/>
+            </w:rPr>
+          </w:pPr>
+          <w:hyperlink w:anchor="_Toc229338859" w:history="1">
+            <w:r>
+              <w:rPr>
+                <w:rStyle w:val="Hyperlink"/>
+                <w:noProof/>
+              </w:rPr>
+              <w:t>7. Use Cases</w:t>
+            </w:r>
+            <w:r>
+              <w:rPr>
+                <w:noProof/>
+                <w:webHidden/>
+              </w:rPr>
+              <w:tab/>
+            </w:r>
+            <w:r>
+              <w:rPr>
+                <w:rStyle w:val="Hyperlink"/>
+                <w:noProof/>
+                <w:rtl/>
+              </w:rPr>
+              <w:fldChar w:fldCharType="begin"/>
+            </w:r>
+            <w:r>
+              <w:rPr>
+                <w:noProof/>
+                <w:webHidden/>
+              </w:rPr>
+              <w:instrText xml:space="preserve"> PAGEREF _Toc229338859 \h </w:instrText>
+            </w:r>
+            <w:r>
+              <w:rPr>
+                <w:rStyle w:val="Hyperlink"/>
+                <w:noProof/>
+                <w:rtl/>
+              </w:rPr>
+            </w:r>
+            <w:r>
+              <w:rPr>
+                <w:rStyle w:val="Hyperlink"/>
+                <w:noProof/>
+                <w:rtl/>
+              </w:rPr>
+              <w:fldChar w:fldCharType="separate"/>
+            </w:r>
+            <w:r>
+              <w:rPr>
+                <w:noProof/>
+                <w:webHidden/>
+              </w:rPr>
+              <w:t>7</w:t>
+            </w:r>
+            <w:r>
+              <w:rPr>
+                <w:rStyle w:val="Hyperlink"/>
+                <w:noProof/>
+                <w:rtl/>
+              </w:rPr>
+              <w:fldChar w:fldCharType="end"/>
+            </w:r>
+          </w:hyperlink>
+        </w:p>
+        <w:p>
+          <w:pPr>
+            <w:pStyle w:val="TOC1"/>
+            <w:tabs>
+              <w:tab w:val="right" w:leader="dot" w:pos="10070"/>
+            </w:tabs>
+            <w:rPr>
+              <w:noProof/>
+            </w:rPr>
+          </w:pPr>
+          <w:hyperlink w:anchor="_Toc229338860" w:history="1">
+            <w:r>
+              <w:rPr>
+                <w:rStyle w:val="Hyperlink"/>
+                <w:noProof/>
+              </w:rPr>
+              <w:t>8. Data Requirements</w:t>
+            </w:r>
+            <w:r>
+              <w:rPr>
+                <w:noProof/>
+                <w:webHidden/>
+              </w:rPr>
+              <w:tab/>
+            </w:r>
+            <w:r>
+              <w:rPr>
+                <w:rStyle w:val="Hyperlink"/>
+                <w:noProof/>
+                <w:rtl/>
+              </w:rPr>
+              <w:fldChar w:fldCharType="begin"/>
+            </w:r>
+            <w:r>
+              <w:rPr>
+                <w:noProof/>
+                <w:webHidden/>
+              </w:rPr>
+              <w:instrText xml:space="preserve"> PAGEREF _Toc229338860 \h </w:instrText>
+            </w:r>
+            <w:r>
+              <w:rPr>
+                <w:rStyle w:val="Hyperlink"/>
+                <w:noProof/>
+                <w:rtl/>
+              </w:rPr>
+            </w:r>
+            <w:r>
+              <w:rPr>
+                <w:rStyle w:val="Hyperlink"/>
+                <w:noProof/>
+                <w:rtl/>
+              </w:rPr>
+              <w:fldChar w:fldCharType="separate"/>
+            </w:r>
+            <w:r>
+              <w:rPr>
+                <w:noProof/>
+                <w:webHidden/>
+              </w:rPr>
+              <w:t>7</w:t>
+            </w:r>
+            <w:r>
+              <w:rPr>
+                <w:rStyle w:val="Hyperlink"/>
+                <w:noProof/>
+                <w:rtl/>
+              </w:rPr>
+              <w:fldChar w:fldCharType="end"/>
+            </w:r>
+          </w:hyperlink>
+        </w:p>
+        <w:p>
+          <w:pPr>
+            <w:pStyle w:val="TOC2"/>
+            <w:tabs>
+              <w:tab w:val="right" w:leader="dot" w:pos="10070"/>
+            </w:tabs>
+            <w:rPr>
+              <w:noProof/>
+            </w:rPr>
+          </w:pPr>
+          <w:hyperlink w:anchor="_Toc229338861" w:history="1">
+            <w:r>
+              <w:rPr>
+                <w:rStyle w:val="Hyperlink"/>
+                <w:noProof/>
+              </w:rPr>
+              <w:t>8.1 Core Entities</w:t>
+            </w:r>
+            <w:r>
+              <w:rPr>
+                <w:noProof/>
+                <w:webHidden/>
+              </w:rPr>
+              <w:tab/>
+            </w:r>
+            <w:r>
+              <w:rPr>
+                <w:rStyle w:val="Hyperlink"/>
+                <w:noProof/>
+                <w:rtl/>
+              </w:rPr>
+              <w:fldChar w:fldCharType="begin"/>
+            </w:r>
+            <w:r>
+              <w:rPr>
+                <w:noProof/>
+                <w:webHidden/>
+              </w:rPr>
+              <w:instrText xml:space="preserve"> PAGEREF _Toc229338861 \h </w:instrText>
+            </w:r>
+            <w:r>
+              <w:rPr>
+                <w:rStyle w:val="Hyperlink"/>
+                <w:noProof/>
+                <w:rtl/>
+              </w:rPr>
+            </w:r>
+            <w:r>
+              <w:rPr>
+                <w:rStyle w:val="Hyperlink"/>
+                <w:noProof/>
+                <w:rtl/>
+              </w:rPr>
+              <w:fldChar w:fldCharType="separate"/>
+            </w:r>
+            <w:r>
+              <w:rPr>
+                <w:noProof/>
+                <w:webHidden/>
+              </w:rPr>
+              <w:t>7</w:t>
+            </w:r>
+            <w:r>
+              <w:rPr>
+                <w:rStyle w:val="Hyperlink"/>
+                <w:noProof/>
+                <w:rtl/>
+              </w:rPr>
+              <w:fldChar w:fldCharType="end"/>
+            </w:r>
+          </w:hyperlink>
+        </w:p>
+        <w:p>
+          <w:pPr>
+            <w:pStyle w:val="TOC3"/>
+            <w:tabs>
+              <w:tab w:val="right" w:leader="dot" w:pos="10070"/>
+            </w:tabs>
+            <w:rPr>
+              <w:noProof/>
+            </w:rPr>
+          </w:pPr>
+          <w:hyperlink w:anchor="_Toc229338862" w:history="1">
+            <w:r>
+              <w:rPr>
+                <w:rStyle w:val="Hyperlink"/>
+                <w:noProof/>
+              </w:rPr>
+              <w:t>Category Entity</w:t>
+            </w:r>
+            <w:r>
+              <w:rPr>
+                <w:noProof/>
+                <w:webHidden/>
+              </w:rPr>
+              <w:tab/>
+            </w:r>
+            <w:r>
+              <w:rPr>
+                <w:rStyle w:val="Hyperlink"/>
+                <w:noProof/>
+                <w:rtl/>
+              </w:rPr>
+              <w:fldChar w:fldCharType="begin"/>
+            </w:r>
+            <w:r>
+              <w:rPr>
+                <w:noProof/>
+                <w:webHidden/>
+              </w:rPr>
+              <w:instrText xml:space="preserve"> PAGEREF _Toc229338862 \h </w:instrText>
+            </w:r>
+            <w:r>
+              <w:rPr>
+                <w:rStyle w:val="Hyperlink"/>
+                <w:noProof/>
+                <w:rtl/>
+              </w:rPr>
+            </w:r>
+            <w:r>
+              <w:rPr>
+                <w:rStyle w:val="Hyperlink"/>
+                <w:noProof/>
+                <w:rtl/>
+              </w:rPr>
+              <w:fldChar w:fldCharType="separate"/>
+            </w:r>
+            <w:r>
+              <w:rPr>
+                <w:noProof/>
+                <w:webHidden/>
+              </w:rPr>
+              <w:t>7</w:t>
+            </w:r>
+            <w:r>
+              <w:rPr>
+                <w:rStyle w:val="Hyperlink"/>
+                <w:noProof/>
+                <w:rtl/>
+              </w:rPr>
+              <w:fldChar w:fldCharType="end"/>
+            </w:r>
+          </w:hyperlink>
+        </w:p>
+        <w:p>
+          <w:pPr>
+            <w:pStyle w:val="TOC3"/>
+            <w:tabs>
+              <w:tab w:val="right" w:leader="dot" w:pos="10070"/>
+            </w:tabs>
+            <w:rPr>
+              <w:noProof/>
+            </w:rPr>
+          </w:pPr>
+          <w:hyperlink w:anchor="_Toc229338863" w:history="1">
+            <w:r>
+              <w:rPr>
+                <w:rStyle w:val="Hyperlink"/>
+                <w:noProof/>
+              </w:rPr>
+              <w:t>Product Entity</w:t>
+            </w:r>
+            <w:r>
+              <w:rPr>
+                <w:noProof/>
+                <w:webHidden/>
+              </w:rPr>
+              <w:tab/>
+            </w:r>
+            <w:r>
+              <w:rPr>
+                <w:rStyle w:val="Hyperlink"/>
+                <w:noProof/>
+                <w:rtl/>
+              </w:rPr>
+              <w:fldChar w:fldCharType="begin"/>
+            </w:r>
+            <w:r>
+              <w:rPr>
+                <w:noProof/>
+                <w:webHidden/>
+              </w:rPr>
+              <w:instrText xml:space="preserve"> PAGEREF _Toc229338863 \h </w:instrText>
+            </w:r>
+            <w:r>
+              <w:rPr>
+                <w:rStyle w:val="Hyperlink"/>
+                <w:noProof/>
+                <w:rtl/>
+              </w:rPr>
+            </w:r>
+            <w:r>
+              <w:rPr>
+                <w:rStyle w:val="Hyperlink"/>
+                <w:noProof/>
+                <w:rtl/>
+              </w:rPr>
+              <w:fldChar w:fldCharType="separate"/>
+            </w:r>
+            <w:r>
+              <w:rPr>
+                <w:noProof/>
+                <w:webHidden/>
+              </w:rPr>
+              <w:t>7</w:t>
+            </w:r>
+            <w:r>
+              <w:rPr>
+                <w:rStyle w:val="Hyperlink"/>
+                <w:noProof/>
+                <w:rtl/>
+              </w:rPr>
+              <w:fldChar w:fldCharType="end"/>
+            </w:r>
+          </w:hyperlink>
+        </w:p>
+        <w:p>
+          <w:pPr>
+            <w:pStyle w:val="TOC3"/>
+            <w:tabs>
+              <w:tab w:val="right" w:leader="dot" w:pos="10070"/>
+            </w:tabs>
+            <w:rPr>
+              <w:noProof/>
+            </w:rPr>
+          </w:pPr>
+          <w:hyperlink w:anchor="_Toc229338864" w:history="1">
+            <w:r>
+              <w:rPr>
+                <w:rStyle w:val="Hyperlink"/>
+                <w:noProof/>
+              </w:rPr>
+              <w:t>User Entity</w:t>
+            </w:r>
+            <w:r>
+              <w:rPr>
+                <w:noProof/>
+                <w:webHidden/>
+              </w:rPr>
+              <w:tab/>
+            </w:r>
+            <w:r>
+              <w:rPr>
+                <w:rStyle w:val="Hyperlink"/>
+                <w:noProof/>
+                <w:rtl/>
+              </w:rPr>
+              <w:fldChar w:fldCharType="begin"/>
+            </w:r>
+            <w:r>
+              <w:rPr>
+                <w:noProof/>
+                <w:webHidden/>
+              </w:rPr>
+              <w:instrText xml:space="preserve"> PAGEREF _Toc229338864 \h </w:instrText>
+            </w:r>
+            <w:r>
+              <w:rPr>
+                <w:rStyle w:val="Hyperlink"/>
+                <w:noProof/>
+                <w:rtl/>
+              </w:rPr>
+            </w:r>
+            <w:r>
+              <w:rPr>
+                <w:rStyle w:val="Hyperlink"/>
+                <w:noProof/>
+                <w:rtl/>
+              </w:rPr>
+              <w:fldChar w:fldCharType="separate"/>
+            </w:r>
+            <w:r>
+              <w:rPr>
+                <w:noProof/>
+                <w:webHidden/>
+              </w:rPr>
+              <w:t>9</w:t>
+            </w:r>
+            <w:r>
+              <w:rPr>
+                <w:rStyle w:val="Hyperlink"/>
+                <w:noProof/>
+                <w:rtl/>
+              </w:rPr>
+              <w:fldChar w:fldCharType="end"/>
+            </w:r>
+          </w:hyperlink>
+        </w:p>
+        <w:p>
+          <w:pPr>
+            <w:pStyle w:val="TOC3"/>
+            <w:tabs>
+              <w:tab w:val="right" w:leader="dot" w:pos="10070"/>
+            </w:tabs>
+            <w:rPr>
+              <w:noProof/>
+            </w:rPr>
+          </w:pPr>
+          <w:hyperlink w:anchor="_Toc229338865" w:history="1">
+            <w:r>
+              <w:rPr>
+                <w:rStyle w:val="Hyperlink"/>
+                <w:noProof/>
+              </w:rPr>
+              <w:t>Cart Item Entity (Client-side)</w:t>
+            </w:r>
+            <w:r>
+              <w:rPr>
+                <w:noProof/>
+                <w:webHidden/>
+              </w:rPr>
+              <w:tab/>
+            </w:r>
+            <w:r>
+              <w:rPr>
+                <w:rStyle w:val="Hyperlink"/>
+                <w:noProof/>
+                <w:rtl/>
+              </w:rPr>
+              <w:fldChar w:fldCharType="begin"/>
+            </w:r>
+            <w:r>
+              <w:rPr>
+                <w:noProof/>
+                <w:webHidden/>
+              </w:rPr>
+              <w:instrText xml:space="preserve"> PAGEREF _Toc229338865 \h </w:instrText>
+            </w:r>
+            <w:r>
+              <w:rPr>
+                <w:rStyle w:val="Hyperlink"/>
+                <w:noProof/>
+                <w:rtl/>
+              </w:rPr>
+            </w:r>
+            <w:r>
+              <w:rPr>
+                <w:rStyle w:val="Hyperlink"/>
+                <w:noProof/>
+                <w:rtl/>
+              </w:rPr>
+              <w:fldChar w:fldCharType="separate"/>
+            </w:r>
+            <w:r>
+              <w:rPr>
+                <w:noProof/>
+                <w:webHidden/>
+              </w:rPr>
+              <w:t>9</w:t>
+            </w:r>
+            <w:r>
+              <w:rPr>
+                <w:rStyle w:val="Hyperlink"/>
+                <w:noProof/>
+                <w:rtl/>
+              </w:rPr>
+              <w:fldChar w:fldCharType="end"/>
+            </w:r>
+          </w:hyperlink>
+        </w:p>
+        <w:p>
+          <w:pPr>
+            <w:pStyle w:val="TOC3"/>
+            <w:tabs>
+              <w:tab w:val="right" w:leader="dot" w:pos="10070"/>
+            </w:tabs>
+            <w:rPr>
+              <w:noProof/>
+            </w:rPr>
+          </w:pPr>
+          <w:hyperlink w:anchor="_Toc229338866" w:history="1">
+            <w:r>
+              <w:rPr>
+                <w:rStyle w:val="Hyperlink"/>
+                <w:noProof/>
+              </w:rPr>
+              <w:t>Order Entity</w:t>
+            </w:r>
+            <w:r>
+              <w:rPr>
+                <w:noProof/>
+                <w:webHidden/>
+              </w:rPr>
+              <w:tab/>
+            </w:r>
+            <w:r>
+              <w:rPr>
+                <w:rStyle w:val="Hyperlink"/>
+                <w:noProof/>
+                <w:rtl/>
+              </w:rPr>
+              <w:fldChar w:fldCharType="begin"/>
+            </w:r>
+            <w:r>
+              <w:rPr>
+                <w:noProof/>
+                <w:webHidden/>
+              </w:rPr>
+              <w:instrText xml:space="preserve"> PAGEREF _Toc229338866 \h </w:instrText>
+            </w:r>
+            <w:r>
+              <w:rPr>
+                <w:rStyle w:val="Hyperlink"/>
+                <w:noProof/>
+                <w:rtl/>
+              </w:rPr>
+            </w:r>
+            <w:r>
+              <w:rPr>
+                <w:rStyle w:val="Hyperlink"/>
+                <w:noProof/>
+                <w:rtl/>
+              </w:rPr>
+              <w:fldChar w:fldCharType="separate"/>
+            </w:r>
+            <w:r>
+              <w:rPr>
+                <w:noProof/>
+                <w:webHidden/>
+              </w:rPr>
+              <w:t>9</w:t>
+            </w:r>
+            <w:r>
+              <w:rPr>
+                <w:rStyle w:val="Hyperlink"/>
+                <w:noProof/>
+                <w:rtl/>
+              </w:rPr>
+              <w:fldChar w:fldCharType="end"/>
+            </w:r>
+          </w:hyperlink>
+        </w:p>
+        <w:p>
+          <w:pPr>
+            <w:pStyle w:val="TOC3"/>
+            <w:tabs>
+              <w:tab w:val="right" w:leader="dot" w:pos="10070"/>
+            </w:tabs>
+            <w:rPr>
+              <w:noProof/>
+            </w:rPr>
+          </w:pPr>
+          <w:hyperlink w:anchor="_Toc229338867" w:history="1">
+            <w:r>
+              <w:rPr>
+                <w:rStyle w:val="Hyperlink"/>
+                <w:noProof/>
+              </w:rPr>
+              <w:t>Order Item Entity</w:t>
+            </w:r>
+            <w:r>
+              <w:rPr>
+                <w:noProof/>
+                <w:webHidden/>
+              </w:rPr>
+              <w:tab/>
+            </w:r>
+            <w:r>
+              <w:rPr>
+                <w:rStyle w:val="Hyperlink"/>
+                <w:noProof/>
+                <w:rtl/>
+              </w:rPr>
+              <w:fldChar w:fldCharType="begin"/>
+            </w:r>
+            <w:r>
+              <w:rPr>
+                <w:noProof/>
+                <w:webHidden/>
+              </w:rPr>
+              <w:instrText xml:space="preserve"> PAGEREF _Toc229338867 \h </w:instrText>
+            </w:r>
+            <w:r>
+              <w:rPr>
+                <w:rStyle w:val="Hyperlink"/>
+                <w:noProof/>
+                <w:rtl/>
+              </w:rPr>
+            </w:r>
+            <w:r>
+              <w:rPr>
+                <w:rStyle w:val="Hyperlink"/>
+                <w:noProof/>
+                <w:rtl/>
+              </w:rPr>
+              <w:fldChar w:fldCharType="separate"/>
+            </w:r>
+            <w:r>
+              <w:rPr>
+                <w:noProof/>
+                <w:webHidden/>
+              </w:rPr>
+              <w:t>9</w:t>
+            </w:r>
+            <w:r>
+              <w:rPr>
+                <w:rStyle w:val="Hyperlink"/>
+                <w:noProof/>
+                <w:rtl/>
+              </w:rPr>
+              <w:fldChar w:fldCharType="end"/>
+            </w:r>
+          </w:hyperlink>
+        </w:p>
+        <w:p>
+          <w:pPr>
+            <w:pStyle w:val="TOC1"/>
+            <w:tabs>
+              <w:tab w:val="right" w:leader="dot" w:pos="10070"/>
+            </w:tabs>
+            <w:rPr>
+              <w:noProof/>
+            </w:rPr>
+          </w:pPr>
+          <w:hyperlink w:anchor="_Toc229338868" w:history="1">
+            <w:r>
+              <w:rPr>
+                <w:rStyle w:val="Hyperlink"/>
+                <w:noProof/>
+              </w:rPr>
+              <w:t>9. Constraints, Assumptions, and Dependencies</w:t>
+            </w:r>
+            <w:r>
+              <w:rPr>
+                <w:noProof/>
+                <w:webHidden/>
+              </w:rPr>
+              <w:tab/>
+            </w:r>
+            <w:r>
+              <w:rPr>
+                <w:rStyle w:val="Hyperlink"/>
+                <w:noProof/>
+                <w:rtl/>
+              </w:rPr>
+              <w:fldChar w:fldCharType="begin"/>
+            </w:r>
+            <w:r>
+              <w:rPr>
+                <w:noProof/>
+                <w:webHidden/>
+              </w:rPr>
+              <w:instrText xml:space="preserve"> PAGEREF _Toc229338868 \h </w:instrText>
+            </w:r>
+            <w:r>
+              <w:rPr>
+                <w:rStyle w:val="Hyperlink"/>
+                <w:noProof/>
+                <w:rtl/>
+              </w:rPr>
+            </w:r>
+            <w:r>
+              <w:rPr>
+                <w:rStyle w:val="Hyperlink"/>
+                <w:noProof/>
+                <w:rtl/>
+              </w:rPr>
+              <w:fldChar w:fldCharType="separate"/>
+            </w:r>
+            <w:r>
+              <w:rPr>
+                <w:noProof/>
+                <w:webHidden/>
+              </w:rPr>
+              <w:t>9</w:t>
+            </w:r>
+            <w:r>
+              <w:rPr>
+                <w:rStyle w:val="Hyperlink"/>
+                <w:noProof/>
+                <w:rtl/>
+              </w:rPr>
+              <w:fldChar w:fldCharType="end"/>
+            </w:r>
+          </w:hyperlink>
+        </w:p>
+        <w:p>
+          <w:pPr>
+            <w:pStyle w:val="TOC2"/>
+            <w:tabs>
+              <w:tab w:val="right" w:leader="dot" w:pos="10070"/>
+            </w:tabs>
+            <w:rPr>
+              <w:noProof/>
+            </w:rPr>
+          </w:pPr>
+          <w:hyperlink w:anchor="_Toc229338869" w:history="1">
+            <w:r>
+              <w:rPr>
+                <w:rStyle w:val="Hyperlink"/>
+                <w:noProof/>
+              </w:rPr>
+              <w:t>9.1 Technical Constraints</w:t>
+            </w:r>
+            <w:r>
+              <w:rPr>
+                <w:noProof/>
+                <w:webHidden/>
+              </w:rPr>
+              <w:tab/>
+            </w:r>
+            <w:r>
+              <w:rPr>
+                <w:rStyle w:val="Hyperlink"/>
+                <w:noProof/>
+                <w:rtl/>
+              </w:rPr>
+              <w:fldChar w:fldCharType="begin"/>
+            </w:r>
+            <w:r>
+              <w:rPr>
+                <w:noProof/>
+                <w:webHidden/>
+              </w:rPr>
+              <w:instrText xml:space="preserve"> PAGEREF _Toc229338869 \h </w:instrText>
+            </w:r>
+            <w:r>
+              <w:rPr>
+                <w:rStyle w:val="Hyperlink"/>
+                <w:noProof/>
+                <w:rtl/>
+              </w:rPr>
+            </w:r>
+            <w:r>
+              <w:rPr>
+                <w:rStyle w:val="Hyperlink"/>
+                <w:noProof/>
+                <w:rtl/>
+              </w:rPr>
+              <w:fldChar w:fldCharType="separate"/>
+            </w:r>
+            <w:r>
+              <w:rPr>
+                <w:noProof/>
+                <w:webHidden/>
+              </w:rPr>
+              <w:t>9</w:t>
+            </w:r>
+            <w:r>
+              <w:rPr>
+                <w:rStyle w:val="Hyperlink"/>
+                <w:noProof/>
+                <w:rtl/>
+              </w:rPr>
+              <w:fldChar w:fldCharType="end"/>
+            </w:r>
+          </w:hyperlink>
+        </w:p>
+        <w:p>
+          <w:pPr>
+            <w:pStyle w:val="TOC2"/>
+            <w:tabs>
+              <w:tab w:val="right" w:leader="dot" w:pos="10070"/>
+            </w:tabs>
+            <w:rPr>
+              <w:noProof/>
+            </w:rPr>
+          </w:pPr>
+          <w:hyperlink w:anchor="_Toc229338870" w:history="1">
+            <w:r>
+              <w:rPr>
+                <w:rStyle w:val="Hyperlink"/>
+                <w:noProof/>
+              </w:rPr>
+              <w:t>9.2 Assumptions</w:t>
+            </w:r>
+            <w:r>
+              <w:rPr>
+                <w:noProof/>
+                <w:webHidden/>
+              </w:rPr>
+              <w:tab/>
+            </w:r>
+            <w:r>
+              <w:rPr>
+                <w:rStyle w:val="Hyperlink"/>
+                <w:noProof/>
+                <w:rtl/>
+              </w:rPr>
+              <w:fldChar w:fldCharType="begin"/>
+            </w:r>
+            <w:r>
+              <w:rPr>
+                <w:noProof/>
+                <w:webHidden/>
+              </w:rPr>
+              <w:instrText xml:space="preserve"> PAGEREF _Toc229338870 \h </w:instrText>
+            </w:r>
+            <w:r>
+              <w:rPr>
+                <w:rStyle w:val="Hyperlink"/>
+                <w:noProof/>
+                <w:rtl/>
+              </w:rPr>
+            </w:r>
+            <w:r>
+              <w:rPr>
+                <w:rStyle w:val="Hyperlink"/>
+                <w:noProof/>
+                <w:rtl/>
+              </w:rPr>
+              <w:fldChar w:fldCharType="separate"/>
+            </w:r>
+            <w:r>
+              <w:rPr>
+                <w:noProof/>
+                <w:webHidden/>
+              </w:rPr>
+              <w:t>9</w:t>
+            </w:r>
+            <w:r>
+              <w:rPr>
+                <w:rStyle w:val="Hyperlink"/>
+                <w:noProof/>
+                <w:rtl/>
+              </w:rPr>
+              <w:fldChar w:fldCharType="end"/>
+            </w:r>
+          </w:hyperlink>
+        </w:p>
+        <w:p>
+          <w:pPr>
+            <w:pStyle w:val="TOC2"/>
+            <w:tabs>
+              <w:tab w:val="right" w:leader="dot" w:pos="10070"/>
+            </w:tabs>
+            <w:rPr>
+              <w:noProof/>
+            </w:rPr>
+          </w:pPr>
+          <w:hyperlink w:anchor="_Toc229338871" w:history="1">
+            <w:r>
+              <w:rPr>
+                <w:rStyle w:val="Hyperlink"/>
+                <w:noProof/>
+              </w:rPr>
+              <w:t>9.3 Dependencies</w:t>
+            </w:r>
+            <w:r>
+              <w:rPr>
+                <w:noProof/>
+                <w:webHidden/>
+              </w:rPr>
+              <w:tab/>
+            </w:r>
+            <w:r>
+              <w:rPr>
+                <w:rStyle w:val="Hyperlink"/>
+                <w:noProof/>
+                <w:rtl/>
+              </w:rPr>
+              <w:fldChar w:fldCharType="begin"/>
+            </w:r>
+            <w:r>
+              <w:rPr>
+                <w:noProof/>
+                <w:webHidden/>
+              </w:rPr>
+              <w:instrText xml:space="preserve"> PAGEREF _Toc229338871 \h </w:instrText>
+            </w:r>
+            <w:r>
+              <w:rPr>
+                <w:rStyle w:val="Hyperlink"/>
+                <w:noProof/>
+                <w:rtl/>
+              </w:rPr>
+            </w:r>
+            <w:r>
+              <w:rPr>
+                <w:rStyle w:val="Hyperlink"/>
+                <w:noProof/>
+                <w:rtl/>
+              </w:rPr>
+              <w:fldChar w:fldCharType="separate"/>
+            </w:r>
+            <w:r>
+              <w:rPr>
+                <w:noProof/>
+                <w:webHidden/>
+              </w:rPr>
+              <w:t>10</w:t>
+            </w:r>
+            <w:r>
+              <w:rPr>
+                <w:rStyle w:val="Hyperlink"/>
+                <w:noProof/>
+                <w:rtl/>
+              </w:rPr>
+              <w:fldChar w:fldCharType="end"/>
+            </w:r>
+          </w:hyperlink>
+        </w:p>
+        <w:p>
+          <w:pPr>
+            <w:pStyle w:val="TOC1"/>
+            <w:tabs>
+              <w:tab w:val="right" w:leader="dot" w:pos="10070"/>
+            </w:tabs>
+            <w:rPr>
+              <w:noProof/>
+            </w:rPr>
+          </w:pPr>
+          <w:hyperlink w:anchor="_Toc229338872" w:history="1">
+            <w:r>
+              <w:rPr>
+                <w:rStyle w:val="Hyperlink"/>
+                <w:noProof/>
+              </w:rPr>
+              <w:t>10. Agile Development Plan</w:t>
+            </w:r>
+            <w:r>
+              <w:rPr>
+                <w:noProof/>
+                <w:webHidden/>
+              </w:rPr>
+              <w:tab/>
+            </w:r>
+            <w:r>
+              <w:rPr>
+                <w:rStyle w:val="Hyperlink"/>
+                <w:noProof/>
+                <w:rtl/>
+              </w:rPr>
+              <w:fldChar w:fldCharType="begin"/>
+            </w:r>
+            <w:r>
+              <w:rPr>
+                <w:noProof/>
+                <w:webHidden/>
+              </w:rPr>
+              <w:instrText xml:space="preserve"> PAGEREF _Toc229338872 \h </w:instrText>
+            </w:r>
+            <w:r>
+              <w:rPr>
+                <w:rStyle w:val="Hyperlink"/>
+                <w:noProof/>
+                <w:rtl/>
+              </w:rPr>
+            </w:r>
+            <w:r>
+              <w:rPr>
+                <w:rStyle w:val="Hyperlink"/>
+                <w:noProof/>
+                <w:rtl/>
+              </w:rPr>
+              <w:fldChar w:fldCharType="separate"/>
+            </w:r>
+            <w:r>
+              <w:rPr>
+                <w:noProof/>
+                <w:webHidden/>
+              </w:rPr>
+              <w:t>10</w:t>
+            </w:r>
+            <w:r>
+              <w:rPr>
+                <w:rStyle w:val="Hyperlink"/>
+                <w:noProof/>
+                <w:rtl/>
+              </w:rPr>
+              <w:fldChar w:fldCharType="end"/>
+            </w:r>
+          </w:hyperlink>
+        </w:p>
+        <w:p>
+          <w:pPr>
+            <w:pStyle w:val="TOC2"/>
+            <w:tabs>
+              <w:tab w:val="right" w:leader="dot" w:pos="10070"/>
+            </w:tabs>
+            <w:rPr>
+              <w:noProof/>
+            </w:rPr>
+          </w:pPr>
+          <w:hyperlink w:anchor="_Toc229338873" w:history="1">
+            <w:r>
+              <w:rPr>
+                <w:rStyle w:val="Hyperlink"/>
+                <w:noProof/>
+              </w:rPr>
+              <w:t>10.1 Team Roles</w:t>
+            </w:r>
+            <w:r>
+              <w:rPr>
+                <w:noProof/>
+                <w:webHidden/>
+              </w:rPr>
+              <w:tab/>
+            </w:r>
+            <w:r>
+              <w:rPr>
+                <w:rStyle w:val="Hyperlink"/>
+                <w:noProof/>
+                <w:rtl/>
+              </w:rPr>
+              <w:fldChar w:fldCharType="begin"/>
+            </w:r>
+            <w:r>
+              <w:rPr>
+                <w:noProof/>
+                <w:webHidden/>
+              </w:rPr>
+              <w:instrText xml:space="preserve"> PAGEREF _Toc229338873 \h </w:instrText>
+            </w:r>
+            <w:r>
+              <w:rPr>
+                <w:rStyle w:val="Hyperlink"/>
+                <w:noProof/>
+                <w:rtl/>
+              </w:rPr>
+            </w:r>
+            <w:r>
+              <w:rPr>
+                <w:rStyle w:val="Hyperlink"/>
+                <w:noProof/>
+                <w:rtl/>
+              </w:rPr>
+              <w:fldChar w:fldCharType="separate"/>
+            </w:r>
+            <w:r>
+              <w:rPr>
+                <w:noProof/>
+                <w:webHidden/>
+              </w:rPr>
+              <w:t>10</w:t>
+            </w:r>
+            <w:r>
+              <w:rPr>
+                <w:rStyle w:val="Hyperlink"/>
+                <w:noProof/>
+                <w:rtl/>
+              </w:rPr>
+              <w:fldChar w:fldCharType="end"/>
+            </w:r>
+          </w:hyperlink>
+        </w:p>
+        <w:p>
+          <w:pPr>
+            <w:pStyle w:val="TOC2"/>
+            <w:tabs>
+              <w:tab w:val="right" w:leader="dot" w:pos="10070"/>
+            </w:tabs>
+            <w:rPr>
+              <w:noProof/>
+            </w:rPr>
+          </w:pPr>
+          <w:hyperlink w:anchor="_Toc229338874" w:history="1">
+            <w:r>
+              <w:rPr>
+                <w:rStyle w:val="Hyperlink"/>
+                <w:noProof/>
+              </w:rPr>
+              <w:t>10.2 Sprint Plan</w:t>
+            </w:r>
+            <w:r>
+              <w:rPr>
+                <w:noProof/>
+                <w:webHidden/>
+              </w:rPr>
+              <w:tab/>
+            </w:r>
+            <w:r>
+              <w:rPr>
+                <w:rStyle w:val="Hyperlink"/>
+                <w:noProof/>
+                <w:rtl/>
+              </w:rPr>
+              <w:fldChar w:fldCharType="begin"/>
+            </w:r>
+            <w:r>
+              <w:rPr>
+                <w:noProof/>
+                <w:webHidden/>
+              </w:rPr>
+              <w:instrText xml:space="preserve"> PAGEREF _Toc229338874 \h </w:instrText>
+            </w:r>
+            <w:r>
+              <w:rPr>
+                <w:rStyle w:val="Hyperlink"/>
+                <w:noProof/>
+                <w:rtl/>
+              </w:rPr>
+            </w:r>
+            <w:r>
+              <w:rPr>
+                <w:rStyle w:val="Hyperlink"/>
+                <w:noProof/>
+                <w:rtl/>
+              </w:rPr>
+              <w:fldChar w:fldCharType="separate"/>
+            </w:r>
+            <w:r>
+              <w:rPr>
+                <w:noProof/>
+                <w:webHidden/>
+              </w:rPr>
+              <w:t>10</w:t>
+            </w:r>
+            <w:r>
+              <w:rPr>
+                <w:rStyle w:val="Hyperlink"/>
+                <w:noProof/>
+                <w:rtl/>
+              </w:rPr>
+              <w:fldChar w:fldCharType="end"/>
+            </w:r>
+          </w:hyperlink>
+        </w:p>
+        <w:p>
+          <w:pPr>
+            <w:pStyle w:val="TOC2"/>
+            <w:tabs>
+              <w:tab w:val="right" w:leader="dot" w:pos="10070"/>
+            </w:tabs>
+            <w:rPr>
+              <w:noProof/>
+            </w:rPr>
+          </w:pPr>
+          <w:hyperlink w:anchor="_Toc229338875" w:history="1">
+            <w:r>
+              <w:rPr>
+                <w:rStyle w:val="Hyperlink"/>
+                <w:noProof/>
+              </w:rPr>
+              <w:t>10.3 Jira and Bug Tracking Direction</w:t>
+            </w:r>
+            <w:r>
+              <w:rPr>
+                <w:noProof/>
+                <w:webHidden/>
+              </w:rPr>
+              <w:tab/>
+            </w:r>
+            <w:r>
+              <w:rPr>
+                <w:rStyle w:val="Hyperlink"/>
+                <w:noProof/>
+                <w:rtl/>
+              </w:rPr>
+              <w:fldChar w:fldCharType="begin"/>
+            </w:r>
+            <w:r>
+              <w:rPr>
+                <w:noProof/>
+                <w:webHidden/>
+              </w:rPr>
+              <w:instrText xml:space="preserve"> PAGEREF _Toc229338875 \h </w:instrText>
+            </w:r>
+            <w:r>
+              <w:rPr>
+                <w:rStyle w:val="Hyperlink"/>
+                <w:noProof/>
+                <w:rtl/>
+              </w:rPr>
+            </w:r>
+            <w:r>
+              <w:rPr>
+                <w:rStyle w:val="Hyperlink"/>
+                <w:noProof/>
+                <w:rtl/>
+              </w:rPr>
+              <w:fldChar w:fldCharType="separate"/>
+            </w:r>
+            <w:r>
+              <w:rPr>
+                <w:noProof/>
+                <w:webHidden/>
+              </w:rPr>
+              <w:t>10</w:t>
+            </w:r>
+            <w:r>
+              <w:rPr>
+                <w:rStyle w:val="Hyperlink"/>
+                <w:noProof/>
+                <w:rtl/>
+              </w:rPr>
+              <w:fldChar w:fldCharType="end"/>
+            </w:r>
+          </w:hyperlink>
+        </w:p>
+        <w:p>
+          <w:pPr>
+            <w:pStyle w:val="TOC1"/>
+            <w:tabs>
+              <w:tab w:val="right" w:leader="dot" w:pos="10070"/>
+            </w:tabs>
+            <w:rPr>
+              <w:noProof/>
+            </w:rPr>
+          </w:pPr>
+          <w:hyperlink w:anchor="_Toc229338876" w:history="1">
+            <w:r>
+              <w:rPr>
+                <w:rStyle w:val="Hyperlink"/>
+                <w:noProof/>
+              </w:rPr>
+              <w:t>11. Requirements Traceability and Quality Notes</w:t>
+            </w:r>
+            <w:r>
+              <w:rPr>
+                <w:noProof/>
+                <w:webHidden/>
+              </w:rPr>
+              <w:tab/>
+            </w:r>
+            <w:r>
+              <w:rPr>
+                <w:rStyle w:val="Hyperlink"/>
+                <w:noProof/>
+                <w:rtl/>
+              </w:rPr>
+              <w:fldChar w:fldCharType="begin"/>
+            </w:r>
+            <w:r>
+              <w:rPr>
+                <w:noProof/>
+                <w:webHidden/>
+              </w:rPr>
+              <w:instrText xml:space="preserve"> PAGEREF _Toc229338876 \h </w:instrText>
+            </w:r>
+            <w:r>
+              <w:rPr>
+                <w:rStyle w:val="Hyperlink"/>
+                <w:noProof/>
+                <w:rtl/>
+              </w:rPr>
+            </w:r>
+            <w:r>
+              <w:rPr>
+                <w:rStyle w:val="Hyperlink"/>
+                <w:noProof/>
+                <w:rtl/>
+              </w:rPr>
+              <w:fldChar w:fldCharType="separate"/>
+            </w:r>
+            <w:r>
+              <w:rPr>
+                <w:noProof/>
+                <w:webHidden/>
+              </w:rPr>
+              <w:t>10</w:t>
+            </w:r>
+            <w:r>
+              <w:rPr>
+                <w:rStyle w:val="Hyperlink"/>
+                <w:noProof/>
+                <w:rtl/>
+              </w:rPr>
+              <w:fldChar w:fldCharType="end"/>
+            </w:r>
+          </w:hyperlink>
+        </w:p>
+        <w:p>
+          <w:pPr>
+            <w:pStyle w:val="TOC2"/>
+            <w:tabs>
+              <w:tab w:val="right" w:leader="dot" w:pos="10070"/>
+            </w:tabs>
+            <w:rPr>
+              <w:noProof/>
+            </w:rPr>
+          </w:pPr>
+          <w:hyperlink w:anchor="_Toc229338877" w:history="1">
+            <w:r>
+              <w:rPr>
+                <w:rStyle w:val="Hyperlink"/>
+                <w:noProof/>
+              </w:rPr>
+              <w:t>11.1 Testing Documentation Requirements</w:t>
+            </w:r>
+            <w:r>
+              <w:rPr>
+                <w:noProof/>
+                <w:webHidden/>
+              </w:rPr>
+              <w:tab/>
+            </w:r>
+            <w:r>
+              <w:rPr>
+                <w:rStyle w:val="Hyperlink"/>
+                <w:noProof/>
+                <w:rtl/>
+              </w:rPr>
+              <w:fldChar w:fldCharType="begin"/>
+            </w:r>
+            <w:r>
+              <w:rPr>
+                <w:noProof/>
+                <w:webHidden/>
+              </w:rPr>
+              <w:instrText xml:space="preserve"> PAGEREF _Toc229338877 \h </w:instrText>
+            </w:r>
+            <w:r>
+              <w:rPr>
+                <w:rStyle w:val="Hyperlink"/>
+                <w:noProof/>
+                <w:rtl/>
+              </w:rPr>
+            </w:r>
+            <w:r>
+              <w:rPr>
+                <w:rStyle w:val="Hyperlink"/>
+                <w:noProof/>
+                <w:rtl/>
+              </w:rPr>
+              <w:fldChar w:fldCharType="separate"/>
+            </w:r>
+            <w:r>
+              <w:rPr>
+                <w:noProof/>
+                <w:webHidden/>
+              </w:rPr>
+              <w:t>11</w:t>
+            </w:r>
+            <w:r>
+              <w:rPr>
+                <w:rStyle w:val="Hyperlink"/>
+                <w:noProof/>
+                <w:rtl/>
+              </w:rPr>
+              <w:fldChar w:fldCharType="end"/>
+            </w:r>
+          </w:hyperlink>
+        </w:p>
+        <w:p>
+          <w:pPr>
+            <w:pStyle w:val="TOC1"/>
+            <w:tabs>
+              <w:tab w:val="right" w:leader="dot" w:pos="10070"/>
+            </w:tabs>
+            <w:rPr>
+              <w:noProof/>
+            </w:rPr>
+          </w:pPr>
+          <w:hyperlink w:anchor="_Toc229338878" w:history="1">
+            <w:r>
+              <w:rPr>
+                <w:rStyle w:val="Hyperlink"/>
+                <w:noProof/>
+              </w:rPr>
+              <w:t>12. Appendices</w:t>
+            </w:r>
+            <w:r>
+              <w:rPr>
+                <w:noProof/>
+                <w:webHidden/>
+              </w:rPr>
+              <w:tab/>
+            </w:r>
+            <w:r>
+              <w:rPr>
+                <w:rStyle w:val="Hyperlink"/>
+                <w:noProof/>
+                <w:rtl/>
+              </w:rPr>
+              <w:fldChar w:fldCharType="begin"/>
+            </w:r>
+            <w:r>
+              <w:rPr>
+                <w:noProof/>
+                <w:webHidden/>
+              </w:rPr>
+              <w:instrText xml:space="preserve"> PAGEREF _Toc229338878 \h </w:instrText>
+            </w:r>
+            <w:r>
+              <w:rPr>
+                <w:rStyle w:val="Hyperlink"/>
+                <w:noProof/>
+                <w:rtl/>
+              </w:rPr>
+            </w:r>
+            <w:r>
+              <w:rPr>
+                <w:rStyle w:val="Hyperlink"/>
+                <w:noProof/>
+                <w:rtl/>
+              </w:rPr>
+              <w:fldChar w:fldCharType="separate"/>
+            </w:r>
+            <w:r>
+              <w:rPr>
+                <w:noProof/>
+                <w:webHidden/>
+              </w:rPr>
+              <w:t>11</w:t>
+            </w:r>
+            <w:r>
+              <w:rPr>
+                <w:rStyle w:val="Hyperlink"/>
+                <w:noProof/>
+                <w:rtl/>
+              </w:rPr>
+              <w:fldChar w:fldCharType="end"/>
+            </w:r>
+          </w:hyperlink>
+        </w:p>
+        <w:p>
+          <w:pPr>
+            <w:pStyle w:val="TOC2"/>
+            <w:tabs>
+              <w:tab w:val="right" w:leader="dot" w:pos="10070"/>
+            </w:tabs>
+            <w:rPr>
+              <w:noProof/>
+            </w:rPr>
+          </w:pPr>
+          <w:hyperlink w:anchor="_Toc229338879" w:history="1">
+            <w:r>
+              <w:rPr>
+                <w:rStyle w:val="Hyperlink"/>
+                <w:noProof/>
+              </w:rPr>
+              <w:t>12.1 Implemented / Planned API Summary</w:t>
+            </w:r>
+            <w:r>
+              <w:rPr>
+                <w:noProof/>
+                <w:webHidden/>
+              </w:rPr>
+              <w:tab/>
+            </w:r>
+            <w:r>
+              <w:rPr>
+                <w:rStyle w:val="Hyperlink"/>
+                <w:noProof/>
+                <w:rtl/>
+              </w:rPr>
+              <w:fldChar w:fldCharType="begin"/>
+            </w:r>
+            <w:r>
+              <w:rPr>
+                <w:noProof/>
+                <w:webHidden/>
+              </w:rPr>
+              <w:instrText xml:space="preserve"> PAGEREF _Toc229338879 \h </w:instrText>
+            </w:r>
+            <w:r>
+              <w:rPr>
+                <w:rStyle w:val="Hyperlink"/>
+                <w:noProof/>
+                <w:rtl/>
+              </w:rPr>
+            </w:r>
+            <w:r>
+              <w:rPr>
+                <w:rStyle w:val="Hyperlink"/>
+                <w:noProof/>
+                <w:rtl/>
+              </w:rPr>
+              <w:fldChar w:fldCharType="separate"/>
+            </w:r>
+            <w:r>
+              <w:rPr>
+                <w:noProof/>
+                <w:webHidden/>
+              </w:rPr>
+              <w:t>11</w:t>
+            </w:r>
+            <w:r>
+              <w:rPr>
+                <w:rStyle w:val="Hyperlink"/>
+                <w:noProof/>
+                <w:rtl/>
+              </w:rPr>
+              <w:fldChar w:fldCharType="end"/>
+            </w:r>
+          </w:hyperlink>
+        </w:p>
+        <w:p>
+          <w:pPr>
+            <w:pStyle w:val="TOC2"/>
+            <w:tabs>
+              <w:tab w:val="right" w:leader="dot" w:pos="10070"/>
+            </w:tabs>
+            <w:rPr>
+              <w:noProof/>
+            </w:rPr>
+          </w:pPr>
+          <w:hyperlink w:anchor="_Toc229338880" w:history="1">
+            <w:r>
+              <w:rPr>
+                <w:rStyle w:val="Hyperlink"/>
+                <w:noProof/>
+              </w:rPr>
+              <w:t>12.2 Document Revision History</w:t>
+            </w:r>
+            <w:r>
+              <w:rPr>
+                <w:noProof/>
+                <w:webHidden/>
+              </w:rPr>
+              <w:tab/>
+            </w:r>
+            <w:r>
+              <w:rPr>
+                <w:rStyle w:val="Hyperlink"/>
+                <w:noProof/>
+                <w:rtl/>
+              </w:rPr>
+              <w:fldChar w:fldCharType="begin"/>
+            </w:r>
+            <w:r>
+              <w:rPr>
+                <w:noProof/>
+                <w:webHidden/>
+              </w:rPr>
+              <w:instrText xml:space="preserve"> PAGEREF _Toc229338880 \h </w:instrText>
+            </w:r>
+            <w:r>
+              <w:rPr>
+                <w:rStyle w:val="Hyperlink"/>
+                <w:noProof/>
+                <w:rtl/>
+              </w:rPr>
+            </w:r>
+            <w:r>
+              <w:rPr>
+                <w:rStyle w:val="Hyperlink"/>
+                <w:noProof/>
+                <w:rtl/>
+              </w:rPr>
+              <w:fldChar w:fldCharType="separate"/>
+            </w:r>
+            <w:r>
+              <w:rPr>
+                <w:noProof/>
+                <w:webHidden/>
+              </w:rPr>
+              <w:t>11</w:t>
+            </w:r>
+            <w:r>
+              <w:rPr>
+                <w:rStyle w:val="Hyperlink"/>
+                <w:noProof/>
+                <w:rtl/>
+              </w:rPr>
+              <w:fldChar w:fldCharType="end"/>
+            </w:r>
+          </w:hyperlink>
+        </w:p>
+        <w:p>
+          <w:r>
+            <w:rPr>
+              <w:b/>
+              <w:bCs/>
+              <w:noProof/>
+            </w:rPr>
+            <w:fldChar w:fldCharType="end"/>
+          </w:r>
+        </w:p>
+      </w:sdtContent>
+    </w:sdt>
     <w:p>
       <w:r>
         <w:br w:type="page"/>
@@ -364,143 +3475,7 @@
       <w:pPr>
         <w:pStyle w:val="Heading1"/>
       </w:pPr>
-      <w:r>
-        <w:rPr>
-          <w:color w:val="1F4E79"/>
-        </w:rPr>
-        <w:lastRenderedPageBreak/>
-        <w:t>Contents</w:t>
-      </w:r>
-    </w:p>
-    <w:p>
-      <w:r>
-        <w:t>1. Introduction</w:t>
-      </w:r>
-    </w:p>
-    <w:p>
-      <w:r>
-        <w:t xml:space="preserve">  1.1 Purpose</w:t>
-      </w:r>
-    </w:p>
-    <w:p>
-      <w:r>
-        <w:t xml:space="preserve">  1.2 Product Overview</w:t>
-      </w:r>
-    </w:p>
-    <w:p>
-      <w:r>
-        <w:t xml:space="preserve">  1.3 Scope</w:t>
-      </w:r>
-    </w:p>
-    <w:p>
-      <w:r>
-        <w:t xml:space="preserve">  1.4 Definitions and Acronyms</w:t>
-      </w:r>
-    </w:p>
-    <w:p>
-      <w:r>
-        <w:t xml:space="preserve">  1.5 References</w:t>
-      </w:r>
-    </w:p>
-    <w:p>
-      <w:r>
-        <w:t>2. Overall Description</w:t>
-      </w:r>
-    </w:p>
-    <w:p>
-      <w:r>
-        <w:t xml:space="preserve">  2.1 Product Perspective</w:t>
-      </w:r>
-    </w:p>
-    <w:p>
-      <w:r>
-        <w:t xml:space="preserve">  2.2 User Classes and Stakeholders</w:t>
-      </w:r>
-    </w:p>
-    <w:p>
-      <w:r>
-        <w:t xml:space="preserve">  2.3 Operating Environment</w:t>
-      </w:r>
-    </w:p>
-    <w:p>
-      <w:r>
-        <w:t xml:space="preserve">  2.4 Design and Implementation Goals</w:t>
-      </w:r>
-    </w:p>
-    <w:p>
-      <w:r>
-        <w:t>3. System Architecture</w:t>
-      </w:r>
-    </w:p>
-    <w:p>
-      <w:r>
-        <w:t xml:space="preserve">  3.1 Architecture Overview</w:t>
-      </w:r>
-    </w:p>
-    <w:p>
-      <w:r>
-        <w:t xml:space="preserve">  3.2 Architectural Principles</w:t>
-      </w:r>
-    </w:p>
-    <w:p>
-      <w:r>
-        <w:t xml:space="preserve">  3.3 Current Implementation Status</w:t>
-      </w:r>
-    </w:p>
-    <w:p>
-      <w:r>
-        <w:t>4. Functional Requirements</w:t>
-      </w:r>
-    </w:p>
-    <w:p>
-      <w:r>
-        <w:t>5. External Interface Requirements</w:t>
-      </w:r>
-    </w:p>
-    <w:p>
-      <w:r>
-        <w:t>6. Non-Functional Requirements</w:t>
-      </w:r>
-    </w:p>
-    <w:p>
-      <w:r>
-        <w:t>7. Use Cases</w:t>
-      </w:r>
-    </w:p>
-    <w:p>
-      <w:r>
-        <w:t>8. Data Requirements</w:t>
-      </w:r>
-    </w:p>
-    <w:p>
-      <w:r>
-        <w:t>9. Constraints, Assumptions, and Dependencies</w:t>
-      </w:r>
-    </w:p>
-    <w:p>
-      <w:r>
-        <w:t>10. Agile Development Plan</w:t>
-      </w:r>
-    </w:p>
-    <w:p>
-      <w:r>
-        <w:t>11. Requirements Traceability and Quality Notes</w:t>
-      </w:r>
-    </w:p>
-    <w:p>
-      <w:r>
-        <w:t>12. Appendices</w:t>
-      </w:r>
-    </w:p>
-    <w:p>
-      <w:r>
-        <w:br w:type="page"/>
-      </w:r>
-    </w:p>
-    <w:p>
-      <w:pPr>
-        <w:pStyle w:val="Heading1"/>
-      </w:pPr>
+      <w:bookmarkStart w:id="0" w:name="_Toc229338838"/>
       <w:r>
         <w:rPr>
           <w:color w:val="1F4E79"/>
@@ -508,50 +3483,42 @@
         <w:lastRenderedPageBreak/>
         <w:t>1. Introduction</w:t>
       </w:r>
+      <w:bookmarkEnd w:id="0"/>
     </w:p>
     <w:p>
       <w:pPr>
         <w:pStyle w:val="Heading2"/>
       </w:pPr>
+      <w:bookmarkStart w:id="1" w:name="_Toc229338839"/>
       <w:r>
         <w:rPr>
           <w:color w:val="366092"/>
         </w:rPr>
         <w:t>1.1 Purpose</w:t>
       </w:r>
+      <w:bookmarkEnd w:id="1"/>
     </w:p>
     <w:p>
       <w:r>
-        <w:t xml:space="preserve">This Software Requirements Specification (SRS) defines the requirements for </w:t>
-      </w:r>
-      <w:proofErr w:type="spellStart"/>
-      <w:r>
-        <w:t>YallaMarket</w:t>
-      </w:r>
-      <w:proofErr w:type="spellEnd"/>
-      <w:r>
-        <w:t>, a web-based digital marketplace focused on selling game cards, subscriptions, electronic balances, and related digital products. The document is intended for the project team, instructors, reviewers, future maintainers, and any stakeholder who needs a clear understanding of what the system does and how it is expected to behave.</w:t>
+        <w:t>This Software Requirements Specification (SRS) defines the requirements for YallaMarket, a web-based digital marketplace focused on selling game cards, subscriptions, electronic balances, and related digital products. The document is intended for the project team, instructors, reviewers, future maintainers, and any stakeholder who needs a clear understanding of what the system does and how it is expected to behave.</w:t>
       </w:r>
     </w:p>
     <w:p>
       <w:pPr>
         <w:pStyle w:val="Heading2"/>
       </w:pPr>
+      <w:bookmarkStart w:id="2" w:name="_Toc229338840"/>
       <w:r>
         <w:rPr>
           <w:color w:val="366092"/>
         </w:rPr>
         <w:t>1.2 Product Overview</w:t>
       </w:r>
+      <w:bookmarkEnd w:id="2"/>
     </w:p>
     <w:p>
-      <w:proofErr w:type="spellStart"/>
       <w:r>
-        <w:t>YallaMarket</w:t>
-      </w:r>
-      <w:proofErr w:type="spellEnd"/>
-      <w:r>
-        <w:t xml:space="preserve"> provides a modern storefront experience for Arabic and English users. Users can browse categories, open category pages, search/filter products, view product details, add products to a cart, and complete a checkout flow. The project initially started as a frontend-first implementation and evolved into </w:t>
+        <w:t xml:space="preserve">YallaMarket provides a modern storefront experience for Arabic and English users. Users can browse categories, open category pages, search/filter products, view product details, add products to a cart, and complete a checkout flow. The project initially started as a frontend-first implementation and evolved into </w:t>
       </w:r>
       <w:r>
         <w:t xml:space="preserve">an </w:t>
@@ -562,35 +3529,26 @@
     </w:p>
     <w:p>
       <w:r>
-        <w:t xml:space="preserve"> </w:t>
-      </w:r>
-      <w:r>
-        <w:t>with backend services, SQLite persistence, and authentication endpoints.</w:t>
+        <w:t xml:space="preserve"> with backend services, SQLite persistence, and authentication endpoints.</w:t>
       </w:r>
     </w:p>
     <w:p>
       <w:r>
-        <w:t xml:space="preserve">The design is inspired by the navigation and shopping flow of Biddimarket.ps, but the visual identity, structure, and implementation are customized for </w:t>
-      </w:r>
-      <w:proofErr w:type="spellStart"/>
-      <w:r>
-        <w:t>YallaMarket</w:t>
-      </w:r>
-      <w:proofErr w:type="spellEnd"/>
-      <w:r>
-        <w:t xml:space="preserve"> and the course project requirements.</w:t>
+        <w:t>The design is inspired by the navigation and shopping flow of Biddimarket.ps, but the visual identity, structure, and implementation are customized for YallaMarket and the course project requirements.</w:t>
       </w:r>
     </w:p>
     <w:p>
       <w:pPr>
         <w:pStyle w:val="Heading2"/>
       </w:pPr>
+      <w:bookmarkStart w:id="3" w:name="_Toc229338841"/>
       <w:r>
         <w:rPr>
           <w:color w:val="366092"/>
         </w:rPr>
         <w:t>1.3 Scope</w:t>
       </w:r>
+      <w:bookmarkEnd w:id="3"/>
     </w:p>
     <w:p>
       <w:pPr>
@@ -676,12 +3634,14 @@
       <w:pPr>
         <w:pStyle w:val="Heading2"/>
       </w:pPr>
+      <w:bookmarkStart w:id="4" w:name="_Toc229338842"/>
       <w:r>
         <w:rPr>
           <w:color w:val="366092"/>
         </w:rPr>
         <w:t>1.4 Definitions and Acronyms</w:t>
       </w:r>
+      <w:bookmarkEnd w:id="4"/>
     </w:p>
     <w:tbl>
       <w:tblPr>
@@ -1133,12 +4093,14 @@
       <w:pPr>
         <w:pStyle w:val="Heading2"/>
       </w:pPr>
+      <w:bookmarkStart w:id="5" w:name="_Toc229338843"/>
       <w:r>
         <w:rPr>
           <w:color w:val="366092"/>
         </w:rPr>
         <w:t>1.5 References</w:t>
       </w:r>
+      <w:bookmarkEnd w:id="5"/>
     </w:p>
     <w:p>
       <w:pPr>
@@ -1170,15 +4132,7 @@
       </w:pPr>
       <w:r>
         <w:lastRenderedPageBreak/>
-        <w:t xml:space="preserve">Express.js, SQLite, </w:t>
-      </w:r>
-      <w:proofErr w:type="spellStart"/>
-      <w:r>
-        <w:t>bcryptjs</w:t>
-      </w:r>
-      <w:proofErr w:type="spellEnd"/>
-      <w:r>
-        <w:t>, and JWT documentation.</w:t>
+        <w:t>Express.js, SQLite, bcryptjs, and JWT documentation.</w:t>
       </w:r>
     </w:p>
     <w:p>
@@ -1193,32 +4147,31 @@
       <w:pPr>
         <w:pStyle w:val="Heading1"/>
       </w:pPr>
+      <w:bookmarkStart w:id="6" w:name="_Toc229338844"/>
       <w:r>
         <w:rPr>
           <w:color w:val="1F4E79"/>
         </w:rPr>
         <w:t>2. Overall Description</w:t>
       </w:r>
+      <w:bookmarkEnd w:id="6"/>
     </w:p>
     <w:p>
       <w:pPr>
         <w:pStyle w:val="Heading2"/>
       </w:pPr>
+      <w:bookmarkStart w:id="7" w:name="_Toc229338845"/>
       <w:r>
         <w:rPr>
           <w:color w:val="366092"/>
         </w:rPr>
         <w:t>2.1 Product Perspective</w:t>
       </w:r>
+      <w:bookmarkEnd w:id="7"/>
     </w:p>
     <w:p>
-      <w:proofErr w:type="spellStart"/>
       <w:r>
-        <w:t>YallaMarket</w:t>
-      </w:r>
-      <w:proofErr w:type="spellEnd"/>
-      <w:r>
-        <w:t xml:space="preserve"> is a modular web application. The frontend is built using React, Vite, Tailwind CSS, React Router, and Context API. The backend is built using Express.js and SQLite, providing server-side support for authentication, catalog retrieval, and order-related functionality.</w:t>
+        <w:t>YallaMarket is a modular web application. The frontend is built using React, Vite, Tailwind CSS, React Router, and Context API. The backend is built using Express.js and SQLite, providing server-side support for authentication, catalog retrieval, and order-related functionality.</w:t>
       </w:r>
     </w:p>
     <w:p>
@@ -1230,12 +4183,14 @@
       <w:pPr>
         <w:pStyle w:val="Heading2"/>
       </w:pPr>
+      <w:bookmarkStart w:id="8" w:name="_Toc229338846"/>
       <w:r>
         <w:rPr>
           <w:color w:val="366092"/>
         </w:rPr>
         <w:t>2.2 User Classes and Stakeholders</w:t>
       </w:r>
+      <w:bookmarkEnd w:id="8"/>
     </w:p>
     <w:tbl>
       <w:tblPr>
@@ -1543,12 +4498,14 @@
       <w:pPr>
         <w:pStyle w:val="Heading2"/>
       </w:pPr>
+      <w:bookmarkStart w:id="9" w:name="_Toc229338847"/>
       <w:r>
         <w:rPr>
           <w:color w:val="366092"/>
         </w:rPr>
         <w:t>2.3 Operating Environment</w:t>
       </w:r>
+      <w:bookmarkEnd w:id="9"/>
     </w:p>
     <w:p>
       <w:pPr>
@@ -1587,15 +4544,7 @@
         <w:pStyle w:val="ListBullet"/>
       </w:pPr>
       <w:r>
-        <w:t xml:space="preserve">Local development uses Node.js and </w:t>
-      </w:r>
-      <w:proofErr w:type="spellStart"/>
-      <w:r>
-        <w:t>npm</w:t>
-      </w:r>
-      <w:proofErr w:type="spellEnd"/>
-      <w:r>
-        <w:t xml:space="preserve"> scripts.</w:t>
+        <w:t>Local development uses Node.js and npm scripts.</w:t>
       </w:r>
     </w:p>
     <w:p>
@@ -1610,12 +4559,14 @@
       <w:pPr>
         <w:pStyle w:val="Heading2"/>
       </w:pPr>
+      <w:bookmarkStart w:id="10" w:name="_Toc229338848"/>
       <w:r>
         <w:rPr>
           <w:color w:val="366092"/>
         </w:rPr>
         <w:t>2.4 Design and Implementation Goals</w:t>
       </w:r>
+      <w:bookmarkEnd w:id="10"/>
     </w:p>
     <w:p>
       <w:pPr>
@@ -1677,6 +4628,7 @@
       <w:pPr>
         <w:pStyle w:val="Heading1"/>
       </w:pPr>
+      <w:bookmarkStart w:id="11" w:name="_Toc229338849"/>
       <w:r>
         <w:rPr>
           <w:color w:val="1F4E79"/>
@@ -1684,17 +4636,20 @@
         <w:lastRenderedPageBreak/>
         <w:t>3. System Architecture</w:t>
       </w:r>
+      <w:bookmarkEnd w:id="11"/>
     </w:p>
     <w:p>
       <w:pPr>
         <w:pStyle w:val="Heading2"/>
       </w:pPr>
+      <w:bookmarkStart w:id="12" w:name="_Toc229338850"/>
       <w:r>
         <w:rPr>
           <w:color w:val="366092"/>
         </w:rPr>
         <w:t>3.1 Architecture Overview</w:t>
       </w:r>
+      <w:bookmarkEnd w:id="12"/>
     </w:p>
     <w:p>
       <w:r>
@@ -1931,14 +4886,12 @@
             <w:vAlign w:val="center"/>
           </w:tcPr>
           <w:p>
-            <w:proofErr w:type="spellStart"/>
             <w:r>
               <w:rPr>
                 <w:sz w:val="17"/>
               </w:rPr>
               <w:t>localStorage</w:t>
             </w:r>
-            <w:proofErr w:type="spellEnd"/>
           </w:p>
         </w:tc>
         <w:tc>
@@ -1962,12 +4915,14 @@
       <w:pPr>
         <w:pStyle w:val="Heading2"/>
       </w:pPr>
+      <w:bookmarkStart w:id="13" w:name="_Toc229338851"/>
       <w:r>
         <w:rPr>
           <w:color w:val="366092"/>
         </w:rPr>
         <w:t>3.2 Architectural Principles</w:t>
       </w:r>
+      <w:bookmarkEnd w:id="13"/>
     </w:p>
     <w:p>
       <w:pPr>
@@ -2021,12 +4976,14 @@
       <w:pPr>
         <w:pStyle w:val="Heading2"/>
       </w:pPr>
+      <w:bookmarkStart w:id="14" w:name="_Toc229338852"/>
       <w:r>
         <w:rPr>
           <w:color w:val="366092"/>
         </w:rPr>
         <w:t>3.3 Current Implementation Status</w:t>
       </w:r>
+      <w:bookmarkEnd w:id="14"/>
     </w:p>
     <w:tbl>
       <w:tblPr>
@@ -2276,21 +5233,7 @@
               <w:rPr>
                 <w:sz w:val="17"/>
               </w:rPr>
-              <w:t xml:space="preserve">Uses centralized cart state and </w:t>
-            </w:r>
-            <w:proofErr w:type="spellStart"/>
-            <w:r>
-              <w:rPr>
-                <w:sz w:val="17"/>
-              </w:rPr>
-              <w:t>localStorage</w:t>
-            </w:r>
-            <w:proofErr w:type="spellEnd"/>
-            <w:r>
-              <w:rPr>
-                <w:sz w:val="17"/>
-              </w:rPr>
-              <w:t xml:space="preserve"> persistence.</w:t>
+              <w:t>Uses centralized cart state and localStorage persistence.</w:t>
             </w:r>
           </w:p>
         </w:tc>
@@ -2555,12 +5498,14 @@
       <w:pPr>
         <w:pStyle w:val="Heading1"/>
       </w:pPr>
+      <w:bookmarkStart w:id="15" w:name="_Toc229338853"/>
       <w:r>
         <w:rPr>
           <w:color w:val="1F4E79"/>
         </w:rPr>
         <w:t>4. Functional Requirements</w:t>
       </w:r>
+      <w:bookmarkEnd w:id="15"/>
     </w:p>
     <w:p>
       <w:r>
@@ -3234,21 +6179,7 @@
               <w:rPr>
                 <w:sz w:val="15"/>
               </w:rPr>
-              <w:t xml:space="preserve">The system shall preserve cart contents in </w:t>
-            </w:r>
-            <w:proofErr w:type="spellStart"/>
-            <w:r>
-              <w:rPr>
-                <w:sz w:val="15"/>
-              </w:rPr>
-              <w:t>localStorage</w:t>
-            </w:r>
-            <w:proofErr w:type="spellEnd"/>
-            <w:r>
-              <w:rPr>
-                <w:sz w:val="15"/>
-              </w:rPr>
-              <w:t xml:space="preserve"> between sessions.</w:t>
+              <w:t>The system shall preserve cart contents in localStorage between sessions.</w:t>
             </w:r>
           </w:p>
         </w:tc>
@@ -4058,23 +6989,27 @@
       <w:pPr>
         <w:pStyle w:val="Heading1"/>
       </w:pPr>
+      <w:bookmarkStart w:id="16" w:name="_Toc229338854"/>
       <w:r>
         <w:rPr>
           <w:color w:val="1F4E79"/>
         </w:rPr>
         <w:t>5. External Interface Requirements</w:t>
       </w:r>
+      <w:bookmarkEnd w:id="16"/>
     </w:p>
     <w:p>
       <w:pPr>
         <w:pStyle w:val="Heading2"/>
       </w:pPr>
+      <w:bookmarkStart w:id="17" w:name="_Toc229338855"/>
       <w:r>
         <w:rPr>
           <w:color w:val="366092"/>
         </w:rPr>
         <w:t>5.1 User Interface</w:t>
       </w:r>
+      <w:bookmarkEnd w:id="17"/>
     </w:p>
     <w:p>
       <w:pPr>
@@ -4136,12 +7071,14 @@
       <w:pPr>
         <w:pStyle w:val="Heading2"/>
       </w:pPr>
+      <w:bookmarkStart w:id="18" w:name="_Toc229338856"/>
       <w:r>
         <w:rPr>
           <w:color w:val="366092"/>
         </w:rPr>
         <w:t>5.2 Software Interfaces</w:t>
       </w:r>
+      <w:bookmarkEnd w:id="18"/>
     </w:p>
     <w:tbl>
       <w:tblPr>
@@ -4395,12 +7332,14 @@
       <w:pPr>
         <w:pStyle w:val="Heading2"/>
       </w:pPr>
+      <w:bookmarkStart w:id="19" w:name="_Toc229338857"/>
       <w:r>
         <w:rPr>
           <w:color w:val="366092"/>
         </w:rPr>
         <w:t>5.3 Hardware and Communication Interfaces</w:t>
       </w:r>
+      <w:bookmarkEnd w:id="19"/>
     </w:p>
     <w:p>
       <w:r>
@@ -4411,12 +7350,14 @@
       <w:pPr>
         <w:pStyle w:val="Heading1"/>
       </w:pPr>
+      <w:bookmarkStart w:id="20" w:name="_Toc229338858"/>
       <w:r>
         <w:rPr>
           <w:color w:val="1F4E79"/>
         </w:rPr>
         <w:t>6. Non-Functional Requirements</w:t>
       </w:r>
+      <w:bookmarkEnd w:id="20"/>
     </w:p>
     <w:tbl>
       <w:tblPr>
@@ -4916,49 +7857,7 @@
               <w:rPr>
                 <w:sz w:val="15"/>
               </w:rPr>
-              <w:t xml:space="preserve">Common UI such as </w:t>
-            </w:r>
-            <w:proofErr w:type="spellStart"/>
-            <w:r>
-              <w:rPr>
-                <w:sz w:val="15"/>
-              </w:rPr>
-              <w:t>ProductCard</w:t>
-            </w:r>
-            <w:proofErr w:type="spellEnd"/>
-            <w:r>
-              <w:rPr>
-                <w:sz w:val="15"/>
-              </w:rPr>
-              <w:t xml:space="preserve">, </w:t>
-            </w:r>
-            <w:proofErr w:type="spellStart"/>
-            <w:r>
-              <w:rPr>
-                <w:sz w:val="15"/>
-              </w:rPr>
-              <w:t>OrderSummary</w:t>
-            </w:r>
-            <w:proofErr w:type="spellEnd"/>
-            <w:r>
-              <w:rPr>
-                <w:sz w:val="15"/>
-              </w:rPr>
-              <w:t xml:space="preserve">, and </w:t>
-            </w:r>
-            <w:proofErr w:type="spellStart"/>
-            <w:r>
-              <w:rPr>
-                <w:sz w:val="15"/>
-              </w:rPr>
-              <w:t>QuantitySelector</w:t>
-            </w:r>
-            <w:proofErr w:type="spellEnd"/>
-            <w:r>
-              <w:rPr>
-                <w:sz w:val="15"/>
-              </w:rPr>
-              <w:t xml:space="preserve"> should be reused.</w:t>
+              <w:t>Common UI such as ProductCard, OrderSummary, and QuantitySelector should be reused.</w:t>
             </w:r>
           </w:p>
         </w:tc>
@@ -5029,19 +7928,11 @@
             <w:vAlign w:val="center"/>
           </w:tcPr>
           <w:p>
-            <w:proofErr w:type="spellStart"/>
-            <w:r>
-              <w:rPr>
-                <w:sz w:val="15"/>
-              </w:rPr>
-              <w:t>bcrypt</w:t>
-            </w:r>
-            <w:proofErr w:type="spellEnd"/>
-            <w:r>
-              <w:rPr>
-                <w:sz w:val="15"/>
-              </w:rPr>
-              <w:t>/JWT/.env</w:t>
+            <w:r>
+              <w:rPr>
+                <w:sz w:val="15"/>
+              </w:rPr>
+              <w:t>bcrypt/JWT/.env</w:t>
             </w:r>
           </w:p>
         </w:tc>
@@ -5240,12 +8131,14 @@
       <w:pPr>
         <w:pStyle w:val="Heading1"/>
       </w:pPr>
+      <w:bookmarkStart w:id="21" w:name="_Toc229338859"/>
       <w:r>
         <w:rPr>
           <w:color w:val="1F4E79"/>
         </w:rPr>
         <w:t>7. Use Cases</w:t>
       </w:r>
+      <w:bookmarkEnd w:id="21"/>
     </w:p>
     <w:tbl>
       <w:tblPr>
@@ -6177,12 +9070,14 @@
       <w:pPr>
         <w:pStyle w:val="Heading1"/>
       </w:pPr>
+      <w:bookmarkStart w:id="22" w:name="_Toc229338860"/>
       <w:r>
         <w:rPr>
           <w:color w:val="1F4E79"/>
         </w:rPr>
         <w:t>8. Data Requirements</w:t>
       </w:r>
+      <w:bookmarkEnd w:id="22"/>
     </w:p>
     <w:p>
       <w:r>
@@ -6193,20 +9088,24 @@
       <w:pPr>
         <w:pStyle w:val="Heading2"/>
       </w:pPr>
+      <w:bookmarkStart w:id="23" w:name="_Toc229338861"/>
       <w:r>
         <w:rPr>
           <w:color w:val="366092"/>
         </w:rPr>
         <w:t>8.1 Core Entities</w:t>
       </w:r>
+      <w:bookmarkEnd w:id="23"/>
     </w:p>
     <w:p>
       <w:pPr>
         <w:pStyle w:val="Heading3"/>
       </w:pPr>
+      <w:bookmarkStart w:id="24" w:name="_Toc229338862"/>
       <w:r>
         <w:t>Category Entity</w:t>
       </w:r>
+      <w:bookmarkEnd w:id="24"/>
     </w:p>
     <w:tbl>
       <w:tblPr>
@@ -6377,14 +9276,12 @@
             <w:vAlign w:val="center"/>
           </w:tcPr>
           <w:p>
-            <w:proofErr w:type="spellStart"/>
             <w:r>
               <w:rPr>
                 <w:sz w:val="16"/>
               </w:rPr>
               <w:t>name_ar</w:t>
             </w:r>
-            <w:proofErr w:type="spellEnd"/>
           </w:p>
         </w:tc>
         <w:tc>
@@ -6426,14 +9323,12 @@
             <w:vAlign w:val="center"/>
           </w:tcPr>
           <w:p>
-            <w:proofErr w:type="spellStart"/>
             <w:r>
               <w:rPr>
                 <w:sz w:val="16"/>
               </w:rPr>
               <w:t>name_en</w:t>
             </w:r>
-            <w:proofErr w:type="spellEnd"/>
           </w:p>
         </w:tc>
         <w:tc>
@@ -6475,14 +9370,12 @@
             <w:vAlign w:val="center"/>
           </w:tcPr>
           <w:p>
-            <w:proofErr w:type="spellStart"/>
             <w:r>
               <w:rPr>
                 <w:sz w:val="16"/>
               </w:rPr>
               <w:t>description_ar</w:t>
             </w:r>
-            <w:proofErr w:type="spellEnd"/>
           </w:p>
         </w:tc>
         <w:tc>
@@ -6524,14 +9417,12 @@
             <w:vAlign w:val="center"/>
           </w:tcPr>
           <w:p>
-            <w:proofErr w:type="spellStart"/>
             <w:r>
               <w:rPr>
                 <w:sz w:val="16"/>
               </w:rPr>
               <w:t>description_en</w:t>
             </w:r>
-            <w:proofErr w:type="spellEnd"/>
           </w:p>
         </w:tc>
         <w:tc>
@@ -6620,14 +9511,12 @@
             <w:vAlign w:val="center"/>
           </w:tcPr>
           <w:p>
-            <w:proofErr w:type="spellStart"/>
             <w:r>
               <w:rPr>
                 <w:sz w:val="16"/>
               </w:rPr>
               <w:t>created_at</w:t>
             </w:r>
-            <w:proofErr w:type="spellEnd"/>
           </w:p>
         </w:tc>
         <w:tc>
@@ -6636,14 +9525,12 @@
             <w:vAlign w:val="center"/>
           </w:tcPr>
           <w:p>
-            <w:proofErr w:type="spellStart"/>
             <w:r>
               <w:rPr>
                 <w:sz w:val="16"/>
               </w:rPr>
               <w:t>DateTime</w:t>
             </w:r>
-            <w:proofErr w:type="spellEnd"/>
           </w:p>
         </w:tc>
         <w:tc>
@@ -6667,9 +9554,11 @@
       <w:pPr>
         <w:pStyle w:val="Heading3"/>
       </w:pPr>
+      <w:bookmarkStart w:id="25" w:name="_Toc229338863"/>
       <w:r>
         <w:t>Product Entity</w:t>
       </w:r>
+      <w:bookmarkEnd w:id="25"/>
     </w:p>
     <w:tbl>
       <w:tblPr>
@@ -6793,14 +9682,12 @@
             <w:vAlign w:val="center"/>
           </w:tcPr>
           <w:p>
-            <w:proofErr w:type="spellStart"/>
             <w:r>
               <w:rPr>
                 <w:sz w:val="15"/>
               </w:rPr>
               <w:t>category_id</w:t>
             </w:r>
-            <w:proofErr w:type="spellEnd"/>
           </w:p>
         </w:tc>
         <w:tc>
@@ -6889,14 +9776,12 @@
             <w:vAlign w:val="center"/>
           </w:tcPr>
           <w:p>
-            <w:proofErr w:type="spellStart"/>
             <w:r>
               <w:rPr>
                 <w:sz w:val="15"/>
               </w:rPr>
               <w:t>name_ar</w:t>
             </w:r>
-            <w:proofErr w:type="spellEnd"/>
           </w:p>
         </w:tc>
         <w:tc>
@@ -6938,14 +9823,12 @@
             <w:vAlign w:val="center"/>
           </w:tcPr>
           <w:p>
-            <w:proofErr w:type="spellStart"/>
             <w:r>
               <w:rPr>
                 <w:sz w:val="15"/>
               </w:rPr>
               <w:t>name_en</w:t>
             </w:r>
-            <w:proofErr w:type="spellEnd"/>
           </w:p>
         </w:tc>
         <w:tc>
@@ -6987,14 +9870,12 @@
             <w:vAlign w:val="center"/>
           </w:tcPr>
           <w:p>
-            <w:proofErr w:type="spellStart"/>
             <w:r>
               <w:rPr>
                 <w:sz w:val="15"/>
               </w:rPr>
               <w:t>short_description_ar</w:t>
             </w:r>
-            <w:proofErr w:type="spellEnd"/>
           </w:p>
         </w:tc>
         <w:tc>
@@ -7036,14 +9917,12 @@
             <w:vAlign w:val="center"/>
           </w:tcPr>
           <w:p>
-            <w:proofErr w:type="spellStart"/>
             <w:r>
               <w:rPr>
                 <w:sz w:val="15"/>
               </w:rPr>
               <w:t>short_description_en</w:t>
             </w:r>
-            <w:proofErr w:type="spellEnd"/>
           </w:p>
         </w:tc>
         <w:tc>
@@ -7085,14 +9964,12 @@
             <w:vAlign w:val="center"/>
           </w:tcPr>
           <w:p>
-            <w:proofErr w:type="spellStart"/>
             <w:r>
               <w:rPr>
                 <w:sz w:val="15"/>
               </w:rPr>
               <w:t>description_ar</w:t>
             </w:r>
-            <w:proofErr w:type="spellEnd"/>
           </w:p>
         </w:tc>
         <w:tc>
@@ -7134,14 +10011,12 @@
             <w:vAlign w:val="center"/>
           </w:tcPr>
           <w:p>
-            <w:proofErr w:type="spellStart"/>
             <w:r>
               <w:rPr>
                 <w:sz w:val="15"/>
               </w:rPr>
               <w:t>description_en</w:t>
             </w:r>
-            <w:proofErr w:type="spellEnd"/>
           </w:p>
         </w:tc>
         <w:tc>
@@ -7324,14 +10199,12 @@
             <w:vAlign w:val="center"/>
           </w:tcPr>
           <w:p>
-            <w:proofErr w:type="spellStart"/>
             <w:r>
               <w:rPr>
                 <w:sz w:val="15"/>
               </w:rPr>
               <w:t>in_stock</w:t>
             </w:r>
-            <w:proofErr w:type="spellEnd"/>
           </w:p>
         </w:tc>
         <w:tc>
@@ -7422,10 +10295,12 @@
       <w:pPr>
         <w:pStyle w:val="Heading3"/>
       </w:pPr>
+      <w:bookmarkStart w:id="26" w:name="_Toc229338864"/>
       <w:r>
         <w:lastRenderedPageBreak/>
         <w:t>User Entity</w:t>
       </w:r>
+      <w:bookmarkEnd w:id="26"/>
     </w:p>
     <w:tbl>
       <w:tblPr>
@@ -7549,14 +10424,12 @@
             <w:vAlign w:val="center"/>
           </w:tcPr>
           <w:p>
-            <w:proofErr w:type="spellStart"/>
             <w:r>
               <w:rPr>
                 <w:sz w:val="16"/>
               </w:rPr>
               <w:t>full_name</w:t>
             </w:r>
-            <w:proofErr w:type="spellEnd"/>
           </w:p>
         </w:tc>
         <w:tc>
@@ -7692,14 +10565,12 @@
             <w:vAlign w:val="center"/>
           </w:tcPr>
           <w:p>
-            <w:proofErr w:type="spellStart"/>
             <w:r>
               <w:rPr>
                 <w:sz w:val="16"/>
               </w:rPr>
               <w:t>password_hash</w:t>
             </w:r>
-            <w:proofErr w:type="spellEnd"/>
           </w:p>
         </w:tc>
         <w:tc>
@@ -7788,14 +10659,12 @@
             <w:vAlign w:val="center"/>
           </w:tcPr>
           <w:p>
-            <w:proofErr w:type="spellStart"/>
             <w:r>
               <w:rPr>
                 <w:sz w:val="16"/>
               </w:rPr>
               <w:t>created_at</w:t>
             </w:r>
-            <w:proofErr w:type="spellEnd"/>
           </w:p>
         </w:tc>
         <w:tc>
@@ -7804,14 +10673,12 @@
             <w:vAlign w:val="center"/>
           </w:tcPr>
           <w:p>
-            <w:proofErr w:type="spellStart"/>
             <w:r>
               <w:rPr>
                 <w:sz w:val="16"/>
               </w:rPr>
               <w:t>DateTime</w:t>
             </w:r>
-            <w:proofErr w:type="spellEnd"/>
           </w:p>
         </w:tc>
         <w:tc>
@@ -7835,9 +10702,11 @@
       <w:pPr>
         <w:pStyle w:val="Heading3"/>
       </w:pPr>
+      <w:bookmarkStart w:id="27" w:name="_Toc229338865"/>
       <w:r>
         <w:t>Cart Item Entity (Client-side)</w:t>
       </w:r>
+      <w:bookmarkEnd w:id="27"/>
     </w:p>
     <w:tbl>
       <w:tblPr>
@@ -7914,14 +10783,12 @@
             <w:vAlign w:val="center"/>
           </w:tcPr>
           <w:p>
-            <w:proofErr w:type="spellStart"/>
             <w:r>
               <w:rPr>
                 <w:sz w:val="16"/>
               </w:rPr>
               <w:t>productId</w:t>
             </w:r>
-            <w:proofErr w:type="spellEnd"/>
           </w:p>
         </w:tc>
         <w:tc>
@@ -8010,14 +10877,12 @@
             <w:vAlign w:val="center"/>
           </w:tcPr>
           <w:p>
-            <w:proofErr w:type="spellStart"/>
             <w:r>
               <w:rPr>
                 <w:sz w:val="16"/>
               </w:rPr>
               <w:t>selectedOption</w:t>
             </w:r>
-            <w:proofErr w:type="spellEnd"/>
           </w:p>
         </w:tc>
         <w:tc>
@@ -8059,14 +10924,12 @@
             <w:vAlign w:val="center"/>
           </w:tcPr>
           <w:p>
-            <w:proofErr w:type="spellStart"/>
             <w:r>
               <w:rPr>
                 <w:sz w:val="16"/>
               </w:rPr>
               <w:t>unitPrice</w:t>
             </w:r>
-            <w:proofErr w:type="spellEnd"/>
           </w:p>
         </w:tc>
         <w:tc>
@@ -8104,9 +10967,11 @@
       <w:pPr>
         <w:pStyle w:val="Heading3"/>
       </w:pPr>
+      <w:bookmarkStart w:id="28" w:name="_Toc229338866"/>
       <w:r>
         <w:t>Order Entity</w:t>
       </w:r>
+      <w:bookmarkEnd w:id="28"/>
     </w:p>
     <w:tbl>
       <w:tblPr>
@@ -8230,14 +11095,12 @@
             <w:vAlign w:val="center"/>
           </w:tcPr>
           <w:p>
-            <w:proofErr w:type="spellStart"/>
             <w:r>
               <w:rPr>
                 <w:sz w:val="16"/>
               </w:rPr>
               <w:t>user_id</w:t>
             </w:r>
-            <w:proofErr w:type="spellEnd"/>
           </w:p>
         </w:tc>
         <w:tc>
@@ -8279,14 +11142,12 @@
             <w:vAlign w:val="center"/>
           </w:tcPr>
           <w:p>
-            <w:proofErr w:type="spellStart"/>
             <w:r>
               <w:rPr>
                 <w:sz w:val="16"/>
               </w:rPr>
               <w:t>customer_info</w:t>
             </w:r>
-            <w:proofErr w:type="spellEnd"/>
           </w:p>
         </w:tc>
         <w:tc>
@@ -8375,14 +11236,12 @@
             <w:vAlign w:val="center"/>
           </w:tcPr>
           <w:p>
-            <w:proofErr w:type="spellStart"/>
             <w:r>
               <w:rPr>
                 <w:sz w:val="16"/>
               </w:rPr>
               <w:t>delivery_fee</w:t>
             </w:r>
-            <w:proofErr w:type="spellEnd"/>
           </w:p>
         </w:tc>
         <w:tc>
@@ -8471,14 +11330,12 @@
             <w:vAlign w:val="center"/>
           </w:tcPr>
           <w:p>
-            <w:proofErr w:type="spellStart"/>
             <w:r>
               <w:rPr>
                 <w:sz w:val="16"/>
               </w:rPr>
               <w:t>payment_method</w:t>
             </w:r>
-            <w:proofErr w:type="spellEnd"/>
           </w:p>
         </w:tc>
         <w:tc>
@@ -8567,14 +11424,12 @@
             <w:vAlign w:val="center"/>
           </w:tcPr>
           <w:p>
-            <w:proofErr w:type="spellStart"/>
             <w:r>
               <w:rPr>
                 <w:sz w:val="16"/>
               </w:rPr>
               <w:t>created_at</w:t>
             </w:r>
-            <w:proofErr w:type="spellEnd"/>
           </w:p>
         </w:tc>
         <w:tc>
@@ -8583,14 +11438,12 @@
             <w:vAlign w:val="center"/>
           </w:tcPr>
           <w:p>
-            <w:proofErr w:type="spellStart"/>
             <w:r>
               <w:rPr>
                 <w:sz w:val="16"/>
               </w:rPr>
               <w:t>DateTime</w:t>
             </w:r>
-            <w:proofErr w:type="spellEnd"/>
           </w:p>
         </w:tc>
         <w:tc>
@@ -8614,9 +11467,11 @@
       <w:pPr>
         <w:pStyle w:val="Heading3"/>
       </w:pPr>
+      <w:bookmarkStart w:id="29" w:name="_Toc229338867"/>
       <w:r>
         <w:t>Order Item Entity</w:t>
       </w:r>
+      <w:bookmarkEnd w:id="29"/>
     </w:p>
     <w:tbl>
       <w:tblPr>
@@ -8740,14 +11595,12 @@
             <w:vAlign w:val="center"/>
           </w:tcPr>
           <w:p>
-            <w:proofErr w:type="spellStart"/>
             <w:r>
               <w:rPr>
                 <w:sz w:val="16"/>
               </w:rPr>
               <w:t>order_id</w:t>
             </w:r>
-            <w:proofErr w:type="spellEnd"/>
           </w:p>
         </w:tc>
         <w:tc>
@@ -8789,14 +11642,12 @@
             <w:vAlign w:val="center"/>
           </w:tcPr>
           <w:p>
-            <w:proofErr w:type="spellStart"/>
             <w:r>
               <w:rPr>
                 <w:sz w:val="16"/>
               </w:rPr>
               <w:t>product_id</w:t>
             </w:r>
-            <w:proofErr w:type="spellEnd"/>
           </w:p>
         </w:tc>
         <w:tc>
@@ -8885,14 +11736,12 @@
             <w:vAlign w:val="center"/>
           </w:tcPr>
           <w:p>
-            <w:proofErr w:type="spellStart"/>
             <w:r>
               <w:rPr>
                 <w:sz w:val="16"/>
               </w:rPr>
               <w:t>price_at_order</w:t>
             </w:r>
-            <w:proofErr w:type="spellEnd"/>
           </w:p>
         </w:tc>
         <w:tc>
@@ -8930,23 +11779,27 @@
       <w:pPr>
         <w:pStyle w:val="Heading1"/>
       </w:pPr>
+      <w:bookmarkStart w:id="30" w:name="_Toc229338868"/>
       <w:r>
         <w:rPr>
           <w:color w:val="1F4E79"/>
         </w:rPr>
         <w:t>9. Constraints, Assumptions, and Dependencies</w:t>
       </w:r>
+      <w:bookmarkEnd w:id="30"/>
     </w:p>
     <w:p>
       <w:pPr>
         <w:pStyle w:val="Heading2"/>
       </w:pPr>
+      <w:bookmarkStart w:id="31" w:name="_Toc229338869"/>
       <w:r>
         <w:rPr>
           <w:color w:val="366092"/>
         </w:rPr>
         <w:t>9.1 Technical Constraints</w:t>
       </w:r>
+      <w:bookmarkEnd w:id="31"/>
     </w:p>
     <w:p>
       <w:pPr>
@@ -8969,15 +11822,7 @@
         <w:pStyle w:val="ListBullet"/>
       </w:pPr>
       <w:r>
-        <w:t xml:space="preserve">UI refinements should not redesign the established </w:t>
-      </w:r>
-      <w:proofErr w:type="spellStart"/>
-      <w:r>
-        <w:t>YallaMarket</w:t>
-      </w:r>
-      <w:proofErr w:type="spellEnd"/>
-      <w:r>
-        <w:t xml:space="preserve"> identity.</w:t>
+        <w:t>UI refinements should not redesign the established YallaMarket identity.</w:t>
       </w:r>
     </w:p>
     <w:p>
@@ -8985,15 +11830,7 @@
         <w:pStyle w:val="ListBullet"/>
       </w:pPr>
       <w:r>
-        <w:t>Real secrets must not be committed to GitHub; examples should be provided through .</w:t>
-      </w:r>
-      <w:proofErr w:type="spellStart"/>
-      <w:r>
-        <w:t>env.example</w:t>
-      </w:r>
-      <w:proofErr w:type="spellEnd"/>
-      <w:r>
-        <w:t xml:space="preserve"> files.</w:t>
+        <w:t>Real secrets must not be committed to GitHub; examples should be provided through .env.example files.</w:t>
       </w:r>
     </w:p>
     <w:p>
@@ -9008,12 +11845,14 @@
       <w:pPr>
         <w:pStyle w:val="Heading2"/>
       </w:pPr>
+      <w:bookmarkStart w:id="32" w:name="_Toc229338870"/>
       <w:r>
         <w:rPr>
           <w:color w:val="366092"/>
         </w:rPr>
         <w:t>9.2 Assumptions</w:t>
       </w:r>
+      <w:bookmarkEnd w:id="32"/>
     </w:p>
     <w:p>
       <w:pPr>
@@ -9059,6 +11898,7 @@
       <w:pPr>
         <w:pStyle w:val="Heading2"/>
       </w:pPr>
+      <w:bookmarkStart w:id="33" w:name="_Toc229338871"/>
       <w:r>
         <w:rPr>
           <w:color w:val="366092"/>
@@ -9066,6 +11906,7 @@
         <w:lastRenderedPageBreak/>
         <w:t>9.3 Dependencies</w:t>
       </w:r>
+      <w:bookmarkEnd w:id="33"/>
     </w:p>
     <w:tbl>
       <w:tblPr>
@@ -9356,14 +12197,12 @@
             <w:vAlign w:val="center"/>
           </w:tcPr>
           <w:p>
-            <w:proofErr w:type="spellStart"/>
             <w:r>
               <w:rPr>
                 <w:sz w:val="16"/>
               </w:rPr>
               <w:t>bcryptjs</w:t>
             </w:r>
-            <w:proofErr w:type="spellEnd"/>
           </w:p>
         </w:tc>
         <w:tc>
@@ -9391,14 +12230,12 @@
             <w:vAlign w:val="center"/>
           </w:tcPr>
           <w:p>
-            <w:proofErr w:type="spellStart"/>
             <w:r>
               <w:rPr>
                 <w:sz w:val="16"/>
               </w:rPr>
               <w:t>jsonwebtoken</w:t>
             </w:r>
-            <w:proofErr w:type="spellEnd"/>
           </w:p>
         </w:tc>
         <w:tc>
@@ -9488,23 +12325,27 @@
       <w:pPr>
         <w:pStyle w:val="Heading1"/>
       </w:pPr>
+      <w:bookmarkStart w:id="34" w:name="_Toc229338872"/>
       <w:r>
         <w:rPr>
           <w:color w:val="1F4E79"/>
         </w:rPr>
         <w:t>10. Agile Development Plan</w:t>
       </w:r>
+      <w:bookmarkEnd w:id="34"/>
     </w:p>
     <w:p>
       <w:pPr>
         <w:pStyle w:val="Heading2"/>
       </w:pPr>
+      <w:bookmarkStart w:id="35" w:name="_Toc229338873"/>
       <w:r>
         <w:rPr>
           <w:color w:val="366092"/>
         </w:rPr>
         <w:t>10.1 Team Roles</w:t>
       </w:r>
+      <w:bookmarkEnd w:id="35"/>
     </w:p>
     <w:tbl>
       <w:tblPr>
@@ -9613,16 +12454,8 @@
               <w:rPr>
                 <w:sz w:val="16"/>
               </w:rPr>
-              <w:t xml:space="preserve">Hamed </w:t>
-            </w:r>
-            <w:proofErr w:type="spellStart"/>
-            <w:r>
-              <w:rPr>
-                <w:sz w:val="16"/>
-              </w:rPr>
-              <w:t>Bizerh</w:t>
-            </w:r>
-            <w:proofErr w:type="spellEnd"/>
+              <w:t>Hamed Bizerh</w:t>
+            </w:r>
           </w:p>
         </w:tc>
       </w:tr>
@@ -9820,12 +12653,14 @@
       <w:pPr>
         <w:pStyle w:val="Heading2"/>
       </w:pPr>
+      <w:bookmarkStart w:id="36" w:name="_Toc229338874"/>
       <w:r>
         <w:rPr>
           <w:color w:val="366092"/>
         </w:rPr>
         <w:t>10.2 Sprint Plan</w:t>
       </w:r>
+      <w:bookmarkEnd w:id="36"/>
     </w:p>
     <w:tbl>
       <w:tblPr>
@@ -10159,40 +12994,18 @@
       <w:pPr>
         <w:pStyle w:val="Heading2"/>
       </w:pPr>
+      <w:bookmarkStart w:id="37" w:name="_Toc229338875"/>
       <w:r>
         <w:rPr>
           <w:color w:val="366092"/>
         </w:rPr>
         <w:t>10.3 Jira and Bug Tracking Direction</w:t>
       </w:r>
+      <w:bookmarkEnd w:id="37"/>
     </w:p>
     <w:p>
       <w:r>
-        <w:t xml:space="preserve">Jira is used to track stories, frontend tasks, backend tasks, refinement work, and bugs. Completed stories include </w:t>
-      </w:r>
-      <w:proofErr w:type="spellStart"/>
-      <w:r>
-        <w:t>ProductCard</w:t>
-      </w:r>
-      <w:proofErr w:type="spellEnd"/>
-      <w:r>
-        <w:t xml:space="preserve">, </w:t>
-      </w:r>
-      <w:proofErr w:type="spellStart"/>
-      <w:r>
-        <w:t>CategoryPage</w:t>
-      </w:r>
-      <w:proofErr w:type="spellEnd"/>
-      <w:r>
-        <w:t xml:space="preserve">, Cart page, </w:t>
-      </w:r>
-      <w:proofErr w:type="spellStart"/>
-      <w:r>
-        <w:t>CartContext</w:t>
-      </w:r>
-      <w:proofErr w:type="spellEnd"/>
-      <w:r>
-        <w:t>, and UX refinement. Bug tracking should include issues discovered during validation such as seed setup problems, missing search/filter behavior, checkout validation flow, or missing order fields.</w:t>
+        <w:t>Jira is used to track stories, frontend tasks, backend tasks, refinement work, and bugs. Completed stories include ProductCard, CategoryPage, Cart page, CartContext, and UX refinement. Bug tracking should include issues discovered during validation such as seed setup problems, missing search/filter behavior, checkout validation flow, or missing order fields.</w:t>
       </w:r>
     </w:p>
     <w:tbl>
@@ -10267,47 +13080,11 @@
             <w:vAlign w:val="center"/>
           </w:tcPr>
           <w:p>
-            <w:proofErr w:type="spellStart"/>
             <w:r>
               <w:rPr>
                 <w:sz w:val="16"/>
               </w:rPr>
-              <w:t>ProductCard</w:t>
-            </w:r>
-            <w:proofErr w:type="spellEnd"/>
-            <w:r>
-              <w:rPr>
-                <w:sz w:val="16"/>
-              </w:rPr>
-              <w:t xml:space="preserve">, </w:t>
-            </w:r>
-            <w:proofErr w:type="spellStart"/>
-            <w:r>
-              <w:rPr>
-                <w:sz w:val="16"/>
-              </w:rPr>
-              <w:t>CategoryPage</w:t>
-            </w:r>
-            <w:proofErr w:type="spellEnd"/>
-            <w:r>
-              <w:rPr>
-                <w:sz w:val="16"/>
-              </w:rPr>
-              <w:t xml:space="preserve">, </w:t>
-            </w:r>
-            <w:proofErr w:type="spellStart"/>
-            <w:r>
-              <w:rPr>
-                <w:sz w:val="16"/>
-              </w:rPr>
-              <w:t>CartContext</w:t>
-            </w:r>
-            <w:proofErr w:type="spellEnd"/>
-            <w:r>
-              <w:rPr>
-                <w:sz w:val="16"/>
-              </w:rPr>
-              <w:t>, Checkout UI, Auth API</w:t>
+              <w:t>ProductCard, CategoryPage, CartContext, Checkout UI, Auth API</w:t>
             </w:r>
           </w:p>
         </w:tc>
@@ -10340,21 +13117,7 @@
               <w:rPr>
                 <w:sz w:val="16"/>
               </w:rPr>
-              <w:t>Refactor services, improve UX states, add .</w:t>
-            </w:r>
-            <w:proofErr w:type="spellStart"/>
-            <w:r>
-              <w:rPr>
-                <w:sz w:val="16"/>
-              </w:rPr>
-              <w:t>env.example</w:t>
-            </w:r>
-            <w:proofErr w:type="spellEnd"/>
-            <w:r>
-              <w:rPr>
-                <w:sz w:val="16"/>
-              </w:rPr>
-              <w:t>, update README</w:t>
+              <w:t>Refactor services, improve UX states, add .env.example, update README</w:t>
             </w:r>
           </w:p>
         </w:tc>
@@ -10431,12 +13194,14 @@
       <w:pPr>
         <w:pStyle w:val="Heading1"/>
       </w:pPr>
+      <w:bookmarkStart w:id="38" w:name="_Toc229338876"/>
       <w:r>
         <w:rPr>
           <w:color w:val="1F4E79"/>
         </w:rPr>
         <w:t>11. Requirements Traceability and Quality Notes</w:t>
       </w:r>
+      <w:bookmarkEnd w:id="38"/>
     </w:p>
     <w:p>
       <w:r>
@@ -10533,33 +13298,11 @@
             <w:vAlign w:val="center"/>
           </w:tcPr>
           <w:p>
-            <w:proofErr w:type="spellStart"/>
-            <w:r>
-              <w:rPr>
-                <w:sz w:val="15"/>
-              </w:rPr>
-              <w:t>HomePage</w:t>
-            </w:r>
-            <w:proofErr w:type="spellEnd"/>
-            <w:r>
-              <w:rPr>
-                <w:sz w:val="15"/>
-              </w:rPr>
-              <w:t xml:space="preserve">, </w:t>
-            </w:r>
-            <w:proofErr w:type="spellStart"/>
-            <w:r>
-              <w:rPr>
-                <w:sz w:val="15"/>
-              </w:rPr>
-              <w:t>categoryService</w:t>
-            </w:r>
-            <w:proofErr w:type="spellEnd"/>
-            <w:r>
-              <w:rPr>
-                <w:sz w:val="15"/>
-              </w:rPr>
-              <w:t>/API</w:t>
+            <w:r>
+              <w:rPr>
+                <w:sz w:val="15"/>
+              </w:rPr>
+              <w:t>HomePage, categoryService/API</w:t>
             </w:r>
           </w:p>
         </w:tc>
@@ -10602,33 +13345,11 @@
             <w:vAlign w:val="center"/>
           </w:tcPr>
           <w:p>
-            <w:proofErr w:type="spellStart"/>
-            <w:r>
-              <w:rPr>
-                <w:sz w:val="15"/>
-              </w:rPr>
-              <w:t>CategoryPage</w:t>
-            </w:r>
-            <w:proofErr w:type="spellEnd"/>
-            <w:r>
-              <w:rPr>
-                <w:sz w:val="15"/>
-              </w:rPr>
-              <w:t xml:space="preserve">, </w:t>
-            </w:r>
-            <w:proofErr w:type="spellStart"/>
-            <w:r>
-              <w:rPr>
-                <w:sz w:val="15"/>
-              </w:rPr>
-              <w:t>productService</w:t>
-            </w:r>
-            <w:proofErr w:type="spellEnd"/>
-            <w:r>
-              <w:rPr>
-                <w:sz w:val="15"/>
-              </w:rPr>
-              <w:t>/API</w:t>
+            <w:r>
+              <w:rPr>
+                <w:sz w:val="15"/>
+              </w:rPr>
+              <w:t>CategoryPage, productService/API</w:t>
             </w:r>
           </w:p>
         </w:tc>
@@ -10671,14 +13392,12 @@
             <w:vAlign w:val="center"/>
           </w:tcPr>
           <w:p>
-            <w:proofErr w:type="spellStart"/>
             <w:r>
               <w:rPr>
                 <w:sz w:val="15"/>
               </w:rPr>
               <w:t>CategoryPage</w:t>
             </w:r>
-            <w:proofErr w:type="spellEnd"/>
           </w:p>
         </w:tc>
         <w:tc>
@@ -10720,14 +13439,12 @@
             <w:vAlign w:val="center"/>
           </w:tcPr>
           <w:p>
-            <w:proofErr w:type="spellStart"/>
             <w:r>
               <w:rPr>
                 <w:sz w:val="15"/>
               </w:rPr>
               <w:t>ProductPage</w:t>
             </w:r>
-            <w:proofErr w:type="spellEnd"/>
           </w:p>
         </w:tc>
         <w:tc>
@@ -10769,42 +13486,12 @@
             <w:vAlign w:val="center"/>
           </w:tcPr>
           <w:p>
-            <w:proofErr w:type="spellStart"/>
-            <w:r>
-              <w:rPr>
-                <w:sz w:val="15"/>
-              </w:rPr>
-              <w:t>CartContext</w:t>
-            </w:r>
-            <w:proofErr w:type="spellEnd"/>
-            <w:r>
-              <w:rPr>
-                <w:sz w:val="15"/>
-              </w:rPr>
-              <w:t xml:space="preserve">, </w:t>
-            </w:r>
-            <w:proofErr w:type="spellStart"/>
-            <w:r>
-              <w:rPr>
-                <w:sz w:val="15"/>
-              </w:rPr>
-              <w:t>CartPage</w:t>
-            </w:r>
-            <w:proofErr w:type="spellEnd"/>
-            <w:r>
-              <w:rPr>
-                <w:sz w:val="15"/>
-              </w:rPr>
-              <w:t xml:space="preserve">, </w:t>
-            </w:r>
-            <w:proofErr w:type="spellStart"/>
-            <w:r>
-              <w:rPr>
-                <w:sz w:val="15"/>
-              </w:rPr>
-              <w:t>ProductCard</w:t>
-            </w:r>
-            <w:proofErr w:type="spellEnd"/>
+            <w:r>
+              <w:rPr>
+                <w:sz w:val="15"/>
+              </w:rPr>
+              <w:t>CartContext, CartPage, ProductCard</w:t>
+            </w:r>
           </w:p>
         </w:tc>
         <w:tc>
@@ -10846,47 +13533,11 @@
             <w:vAlign w:val="center"/>
           </w:tcPr>
           <w:p>
-            <w:proofErr w:type="spellStart"/>
-            <w:r>
-              <w:rPr>
-                <w:sz w:val="15"/>
-              </w:rPr>
-              <w:t>CheckoutPage</w:t>
-            </w:r>
-            <w:proofErr w:type="spellEnd"/>
-            <w:r>
-              <w:rPr>
-                <w:sz w:val="15"/>
-              </w:rPr>
-              <w:t xml:space="preserve">, </w:t>
-            </w:r>
-            <w:proofErr w:type="spellStart"/>
-            <w:r>
-              <w:rPr>
-                <w:sz w:val="15"/>
-              </w:rPr>
-              <w:t>OrderSummary</w:t>
-            </w:r>
-            <w:proofErr w:type="spellEnd"/>
-            <w:r>
-              <w:rPr>
-                <w:sz w:val="15"/>
-              </w:rPr>
-              <w:t xml:space="preserve">, </w:t>
-            </w:r>
-            <w:proofErr w:type="spellStart"/>
-            <w:r>
-              <w:rPr>
-                <w:sz w:val="15"/>
-              </w:rPr>
-              <w:t>orderService</w:t>
-            </w:r>
-            <w:proofErr w:type="spellEnd"/>
-            <w:r>
-              <w:rPr>
-                <w:sz w:val="15"/>
-              </w:rPr>
-              <w:t>/API</w:t>
+            <w:r>
+              <w:rPr>
+                <w:sz w:val="15"/>
+              </w:rPr>
+              <w:t>CheckoutPage, OrderSummary, orderService/API</w:t>
             </w:r>
           </w:p>
         </w:tc>
@@ -10929,19 +13580,11 @@
             <w:vAlign w:val="center"/>
           </w:tcPr>
           <w:p>
-            <w:proofErr w:type="spellStart"/>
-            <w:r>
-              <w:rPr>
-                <w:sz w:val="15"/>
-              </w:rPr>
-              <w:t>authController</w:t>
-            </w:r>
-            <w:proofErr w:type="spellEnd"/>
-            <w:r>
-              <w:rPr>
-                <w:sz w:val="15"/>
-              </w:rPr>
-              <w:t>, auth routes, middleware</w:t>
+            <w:r>
+              <w:rPr>
+                <w:sz w:val="15"/>
+              </w:rPr>
+              <w:t>authController, auth routes, middleware</w:t>
             </w:r>
           </w:p>
         </w:tc>
@@ -10984,19 +13627,11 @@
             <w:vAlign w:val="center"/>
           </w:tcPr>
           <w:p>
-            <w:proofErr w:type="spellStart"/>
-            <w:r>
-              <w:rPr>
-                <w:sz w:val="15"/>
-              </w:rPr>
-              <w:t>LanguageContext</w:t>
-            </w:r>
-            <w:proofErr w:type="spellEnd"/>
-            <w:r>
-              <w:rPr>
-                <w:sz w:val="15"/>
-              </w:rPr>
-              <w:t>, i18n files</w:t>
+            <w:r>
+              <w:rPr>
+                <w:sz w:val="15"/>
+              </w:rPr>
+              <w:t>LanguageContext, i18n files</w:t>
             </w:r>
           </w:p>
         </w:tc>
@@ -11010,21 +13645,7 @@
               <w:rPr>
                 <w:sz w:val="15"/>
               </w:rPr>
-              <w:t xml:space="preserve">Switch language and verify </w:t>
-            </w:r>
-            <w:proofErr w:type="spellStart"/>
-            <w:r>
-              <w:rPr>
-                <w:sz w:val="15"/>
-              </w:rPr>
-              <w:t>dir</w:t>
-            </w:r>
-            <w:proofErr w:type="spellEnd"/>
-            <w:r>
-              <w:rPr>
-                <w:sz w:val="15"/>
-              </w:rPr>
-              <w:t>/lang and labels.</w:t>
+              <w:t>Switch language and verify dir/lang and labels.</w:t>
             </w:r>
           </w:p>
         </w:tc>
@@ -11082,12 +13703,14 @@
       <w:pPr>
         <w:pStyle w:val="Heading2"/>
       </w:pPr>
+      <w:bookmarkStart w:id="39" w:name="_Toc229338877"/>
       <w:r>
         <w:rPr>
           <w:color w:val="366092"/>
         </w:rPr>
         <w:t>11.1 Testing Documentation Requirements</w:t>
       </w:r>
+      <w:bookmarkEnd w:id="39"/>
     </w:p>
     <w:p>
       <w:r>
@@ -11130,23 +13753,27 @@
       <w:pPr>
         <w:pStyle w:val="Heading1"/>
       </w:pPr>
+      <w:bookmarkStart w:id="40" w:name="_Toc229338878"/>
       <w:r>
         <w:rPr>
           <w:color w:val="1F4E79"/>
         </w:rPr>
         <w:t>12. Appendices</w:t>
       </w:r>
+      <w:bookmarkEnd w:id="40"/>
     </w:p>
     <w:p>
       <w:pPr>
         <w:pStyle w:val="Heading2"/>
       </w:pPr>
+      <w:bookmarkStart w:id="41" w:name="_Toc229338879"/>
       <w:r>
         <w:rPr>
           <w:color w:val="366092"/>
         </w:rPr>
         <w:t>12.1 Implemented / Planned API Summary</w:t>
       </w:r>
+      <w:bookmarkEnd w:id="41"/>
     </w:p>
     <w:tbl>
       <w:tblPr>
@@ -11258,21 +13885,7 @@
               <w:rPr>
                 <w:sz w:val="15"/>
               </w:rPr>
-              <w:t>/</w:t>
-            </w:r>
-            <w:proofErr w:type="spellStart"/>
-            <w:r>
-              <w:rPr>
-                <w:sz w:val="15"/>
-              </w:rPr>
-              <w:t>api</w:t>
-            </w:r>
-            <w:proofErr w:type="spellEnd"/>
-            <w:r>
-              <w:rPr>
-                <w:sz w:val="15"/>
-              </w:rPr>
-              <w:t>/categories</w:t>
+              <w:t>/api/categories</w:t>
             </w:r>
           </w:p>
         </w:tc>
@@ -11333,21 +13946,7 @@
               <w:rPr>
                 <w:sz w:val="15"/>
               </w:rPr>
-              <w:t>/</w:t>
-            </w:r>
-            <w:proofErr w:type="spellStart"/>
-            <w:r>
-              <w:rPr>
-                <w:sz w:val="15"/>
-              </w:rPr>
-              <w:t>api</w:t>
-            </w:r>
-            <w:proofErr w:type="spellEnd"/>
-            <w:r>
-              <w:rPr>
-                <w:sz w:val="15"/>
-              </w:rPr>
-              <w:t>/products</w:t>
+              <w:t>/api/products</w:t>
             </w:r>
           </w:p>
         </w:tc>
@@ -11413,21 +14012,7 @@
               <w:rPr>
                 <w:sz w:val="15"/>
               </w:rPr>
-              <w:t>/</w:t>
-            </w:r>
-            <w:proofErr w:type="spellStart"/>
-            <w:r>
-              <w:rPr>
-                <w:sz w:val="15"/>
-              </w:rPr>
-              <w:t>api</w:t>
-            </w:r>
-            <w:proofErr w:type="spellEnd"/>
-            <w:r>
-              <w:rPr>
-                <w:sz w:val="15"/>
-              </w:rPr>
-              <w:t>/products/:id</w:t>
+              <w:t>/api/products/:id</w:t>
             </w:r>
           </w:p>
         </w:tc>
@@ -11488,21 +14073,7 @@
               <w:rPr>
                 <w:sz w:val="15"/>
               </w:rPr>
-              <w:t>/</w:t>
-            </w:r>
-            <w:proofErr w:type="spellStart"/>
-            <w:r>
-              <w:rPr>
-                <w:sz w:val="15"/>
-              </w:rPr>
-              <w:t>api</w:t>
-            </w:r>
-            <w:proofErr w:type="spellEnd"/>
-            <w:r>
-              <w:rPr>
-                <w:sz w:val="15"/>
-              </w:rPr>
-              <w:t>/auth/register</w:t>
+              <w:t>/api/auth/register</w:t>
             </w:r>
           </w:p>
         </w:tc>
@@ -11563,21 +14134,7 @@
               <w:rPr>
                 <w:sz w:val="15"/>
               </w:rPr>
-              <w:t>/</w:t>
-            </w:r>
-            <w:proofErr w:type="spellStart"/>
-            <w:r>
-              <w:rPr>
-                <w:sz w:val="15"/>
-              </w:rPr>
-              <w:t>api</w:t>
-            </w:r>
-            <w:proofErr w:type="spellEnd"/>
-            <w:r>
-              <w:rPr>
-                <w:sz w:val="15"/>
-              </w:rPr>
-              <w:t>/auth/login</w:t>
+              <w:t>/api/auth/login</w:t>
             </w:r>
           </w:p>
         </w:tc>
@@ -11638,21 +14195,7 @@
               <w:rPr>
                 <w:sz w:val="15"/>
               </w:rPr>
-              <w:t>/</w:t>
-            </w:r>
-            <w:proofErr w:type="spellStart"/>
-            <w:r>
-              <w:rPr>
-                <w:sz w:val="15"/>
-              </w:rPr>
-              <w:t>api</w:t>
-            </w:r>
-            <w:proofErr w:type="spellEnd"/>
-            <w:r>
-              <w:rPr>
-                <w:sz w:val="15"/>
-              </w:rPr>
-              <w:t>/auth/logout</w:t>
+              <w:t>/api/auth/logout</w:t>
             </w:r>
           </w:p>
         </w:tc>
@@ -11713,21 +14256,7 @@
               <w:rPr>
                 <w:sz w:val="15"/>
               </w:rPr>
-              <w:t>/</w:t>
-            </w:r>
-            <w:proofErr w:type="spellStart"/>
-            <w:r>
-              <w:rPr>
-                <w:sz w:val="15"/>
-              </w:rPr>
-              <w:t>api</w:t>
-            </w:r>
-            <w:proofErr w:type="spellEnd"/>
-            <w:r>
-              <w:rPr>
-                <w:sz w:val="15"/>
-              </w:rPr>
-              <w:t>/orders</w:t>
+              <w:t>/api/orders</w:t>
             </w:r>
           </w:p>
         </w:tc>
@@ -11788,21 +14317,7 @@
               <w:rPr>
                 <w:sz w:val="15"/>
               </w:rPr>
-              <w:t>/</w:t>
-            </w:r>
-            <w:proofErr w:type="spellStart"/>
-            <w:r>
-              <w:rPr>
-                <w:sz w:val="15"/>
-              </w:rPr>
-              <w:t>api</w:t>
-            </w:r>
-            <w:proofErr w:type="spellEnd"/>
-            <w:r>
-              <w:rPr>
-                <w:sz w:val="15"/>
-              </w:rPr>
-              <w:t>/orders/my</w:t>
+              <w:t>/api/orders/my</w:t>
             </w:r>
           </w:p>
         </w:tc>
@@ -11868,21 +14383,7 @@
               <w:rPr>
                 <w:sz w:val="15"/>
               </w:rPr>
-              <w:t>/</w:t>
-            </w:r>
-            <w:proofErr w:type="spellStart"/>
-            <w:r>
-              <w:rPr>
-                <w:sz w:val="15"/>
-              </w:rPr>
-              <w:t>api</w:t>
-            </w:r>
-            <w:proofErr w:type="spellEnd"/>
-            <w:r>
-              <w:rPr>
-                <w:sz w:val="15"/>
-              </w:rPr>
-              <w:t>/orders</w:t>
+              <w:t>/api/orders</w:t>
             </w:r>
           </w:p>
         </w:tc>
@@ -11926,12 +14427,14 @@
       <w:pPr>
         <w:pStyle w:val="Heading2"/>
       </w:pPr>
+      <w:bookmarkStart w:id="42" w:name="_Toc229338880"/>
       <w:r>
         <w:rPr>
           <w:color w:val="366092"/>
         </w:rPr>
         <w:t>12.2 Document Revision History</w:t>
       </w:r>
+      <w:bookmarkEnd w:id="42"/>
     </w:p>
     <w:tbl>
       <w:tblPr>
@@ -12087,21 +14590,7 @@
               <w:rPr>
                 <w:sz w:val="16"/>
               </w:rPr>
-              <w:t xml:space="preserve">Revised to match </w:t>
-            </w:r>
-            <w:proofErr w:type="spellStart"/>
-            <w:r>
-              <w:rPr>
-                <w:sz w:val="16"/>
-              </w:rPr>
-              <w:t>YallaMarket</w:t>
-            </w:r>
-            <w:proofErr w:type="spellEnd"/>
-            <w:r>
-              <w:rPr>
-                <w:sz w:val="16"/>
-              </w:rPr>
-              <w:t xml:space="preserve"> digital marketplace scope, bilingual UI, frontend-first architecture, and future Express + SQLite plan.</w:t>
+              <w:t>Revised to match YallaMarket digital marketplace scope, bilingual UI, frontend-first architecture, and future Express + SQLite plan.</w:t>
             </w:r>
           </w:p>
         </w:tc>
@@ -12251,13 +14740,8 @@
       <w:pStyle w:val="Header"/>
       <w:jc w:val="right"/>
     </w:pPr>
-    <w:proofErr w:type="spellStart"/>
     <w:r>
-      <w:t>YallaMarket</w:t>
-    </w:r>
-    <w:proofErr w:type="spellEnd"/>
-    <w:r>
-      <w:t xml:space="preserve"> | Software Requirements Specification | Version 3.0</w:t>
+      <w:t>YallaMarket | Software Requirements Specification | Version 3.0</w:t>
     </w:r>
   </w:p>
 </w:hdr>
@@ -13072,6 +15556,7 @@
   <w:style w:type="character" w:default="1" w:styleId="DefaultParagraphFont">
     <w:name w:val="Default Paragraph Font"/>
     <w:uiPriority w:val="1"/>
+    <w:semiHidden/>
     <w:unhideWhenUsed/>
   </w:style>
   <w:style w:type="table" w:default="1" w:styleId="TableNormal">
@@ -13786,7 +16271,6 @@
     <w:basedOn w:val="Heading1"/>
     <w:next w:val="Normal"/>
     <w:uiPriority w:val="39"/>
-    <w:semiHidden/>
     <w:unhideWhenUsed/>
     <w:qFormat/>
     <w:rsid w:val="00FC693F"/>
@@ -23913,6 +26397,55 @@
       <w:rFonts w:ascii="Courier New" w:eastAsia="Times New Roman" w:hAnsi="Courier New" w:cs="Courier New"/>
       <w:sz w:val="20"/>
       <w:szCs w:val="20"/>
+    </w:rPr>
+  </w:style>
+  <w:style w:type="paragraph" w:styleId="TOC1">
+    <w:name w:val="toc 1"/>
+    <w:basedOn w:val="Normal"/>
+    <w:next w:val="Normal"/>
+    <w:autoRedefine/>
+    <w:uiPriority w:val="39"/>
+    <w:unhideWhenUsed/>
+    <w:rsid w:val="00DB67C1"/>
+    <w:pPr>
+      <w:spacing w:after="100"/>
+    </w:pPr>
+  </w:style>
+  <w:style w:type="paragraph" w:styleId="TOC2">
+    <w:name w:val="toc 2"/>
+    <w:basedOn w:val="Normal"/>
+    <w:next w:val="Normal"/>
+    <w:autoRedefine/>
+    <w:uiPriority w:val="39"/>
+    <w:unhideWhenUsed/>
+    <w:rsid w:val="00DB67C1"/>
+    <w:pPr>
+      <w:spacing w:after="100"/>
+      <w:ind w:left="200"/>
+    </w:pPr>
+  </w:style>
+  <w:style w:type="paragraph" w:styleId="TOC3">
+    <w:name w:val="toc 3"/>
+    <w:basedOn w:val="Normal"/>
+    <w:next w:val="Normal"/>
+    <w:autoRedefine/>
+    <w:uiPriority w:val="39"/>
+    <w:unhideWhenUsed/>
+    <w:rsid w:val="00DB67C1"/>
+    <w:pPr>
+      <w:spacing w:after="100"/>
+      <w:ind w:left="400"/>
+    </w:pPr>
+  </w:style>
+  <w:style w:type="character" w:styleId="Hyperlink">
+    <w:name w:val="Hyperlink"/>
+    <w:basedOn w:val="DefaultParagraphFont"/>
+    <w:uiPriority w:val="99"/>
+    <w:unhideWhenUsed/>
+    <w:rsid w:val="00DB67C1"/>
+    <w:rPr>
+      <w:color w:val="0000FF" w:themeColor="hyperlink"/>
+      <w:u w:val="single"/>
     </w:rPr>
   </w:style>
 </w:styles>
